--- a/DOCUMENTATION/RESEARCH-PAPER/AUTOMOTIVE-DIAGNOSTIC-AND-ACTIVITY-MONITORING-SYSTEM.docx
+++ b/DOCUMENTATION/RESEARCH-PAPER/AUTOMOTIVE-DIAGNOSTIC-AND-ACTIVITY-MONITORING-SYSTEM.docx
@@ -5,7 +5,7 @@
     <w:p>
       <w:pPr>
         <w:pStyle w:val="papertitle"/>
-        <w:spacing w:beforeAutospacing="1" w:afterAutospacing="1"/>
+        <w:spacing w:before="0" w:after="280"/>
         <w:rPr>
           <w:kern w:val="2"/>
         </w:rPr>
@@ -20,7 +20,7 @@
     <w:p>
       <w:pPr>
         <w:pStyle w:val="Author"/>
-        <w:spacing w:beforeAutospacing="1" w:afterAutospacing="1"/>
+        <w:spacing w:before="280" w:after="280"/>
         <w:rPr>
           <w:sz w:val="16"/>
           <w:szCs w:val="16"/>
@@ -37,7 +37,7 @@
     <w:p>
       <w:pPr>
         <w:pStyle w:val="Author"/>
-        <w:spacing w:lineRule="auto" w:line="120" w:beforeAutospacing="1" w:afterAutospacing="1"/>
+        <w:spacing w:lineRule="auto" w:line="120" w:before="280" w:after="280"/>
         <w:rPr>
           <w:sz w:val="16"/>
           <w:szCs w:val="16"/>
@@ -53,9 +53,8 @@
     <w:p>
       <w:pPr>
         <w:sectPr>
-          <w:footerReference w:type="even" r:id="rId2"/>
-          <w:footerReference w:type="default" r:id="rId3"/>
-          <w:footerReference w:type="first" r:id="rId4"/>
+          <w:footerReference w:type="default" r:id="rId2"/>
+          <w:footerReference w:type="first" r:id="rId3"/>
           <w:type w:val="nextPage"/>
           <w:pgSz w:w="11906" w:h="16838"/>
           <w:pgMar w:left="893" w:right="893" w:gutter="0" w:header="0" w:top="540" w:footer="720" w:bottom="1440"/>
@@ -70,7 +69,7 @@
     <w:p>
       <w:pPr>
         <w:pStyle w:val="Author"/>
-        <w:spacing w:beforeAutospacing="1" w:after="40"/>
+        <w:spacing w:before="280" w:after="40"/>
         <w:rPr>
           <w:sz w:val="18"/>
           <w:szCs w:val="18"/>
@@ -81,21 +80,8 @@
           <w:sz w:val="18"/>
           <w:szCs w:val="18"/>
         </w:rPr>
-        <w:t>Travis Samson Fernandes</w:t>
-      </w:r>
-      <w:r>
-        <w:rPr>
-          <w:sz w:val="18"/>
-          <w:szCs w:val="18"/>
-        </w:rPr>
-        <w:t xml:space="preserve"> </w:t>
+        <w:t xml:space="preserve">Travis Samson Fernandes </w:t>
         <w:br/>
-      </w:r>
-      <w:r>
-        <w:rPr>
-          <w:sz w:val="18"/>
-          <w:szCs w:val="18"/>
-        </w:rPr>
         <w:t>Department of Computer Engineering</w:t>
       </w:r>
       <w:r>
@@ -129,12 +115,6 @@
           <w:szCs w:val="18"/>
         </w:rPr>
         <w:br/>
-      </w:r>
-      <w:r>
-        <w:rPr>
-          <w:sz w:val="18"/>
-          <w:szCs w:val="18"/>
-        </w:rPr>
         <w:t>Padre Conceicao College Of Engineering</w:t>
       </w:r>
       <w:r>
@@ -143,7 +123,68 @@
           <w:sz w:val="18"/>
           <w:szCs w:val="18"/>
         </w:rPr>
-        <w:t>(</w:t>
+        <w:t>(Goa University)</w:t>
+        <w:br/>
+        <w:t>Verna,Goa</w:t>
+      </w:r>
+      <w:r>
+        <w:rPr>
+          <w:sz w:val="18"/>
+          <w:szCs w:val="18"/>
+        </w:rPr>
+        <w:br/>
+        <w:t>21ce72.travis@pccegoa.edu.in</w:t>
+      </w:r>
+    </w:p>
+    <w:p>
+      <w:pPr>
+        <w:pStyle w:val="Author"/>
+        <w:spacing w:before="280" w:after="40"/>
+        <w:rPr>
+          <w:sz w:val="18"/>
+          <w:szCs w:val="18"/>
+        </w:rPr>
+      </w:pPr>
+      <w:r>
+        <w:rPr/>
+      </w:r>
+    </w:p>
+    <w:p>
+      <w:pPr>
+        <w:pStyle w:val="Normal"/>
+        <w:spacing w:before="0" w:after="0"/>
+        <w:ind w:hanging="0"/>
+        <w:rPr>
+          <w:sz w:val="18"/>
+          <w:szCs w:val="18"/>
+        </w:rPr>
+      </w:pPr>
+      <w:r>
+        <w:br w:type="column"/>
+      </w:r>
+      <w:r>
+        <w:rPr>
+          <w:sz w:val="18"/>
+          <w:szCs w:val="18"/>
+        </w:rPr>
+        <w:t>line 1: 2</w:t>
+      </w:r>
+      <w:r>
+        <w:rPr>
+          <w:sz w:val="18"/>
+          <w:szCs w:val="18"/>
+          <w:vertAlign w:val="superscript"/>
+        </w:rPr>
+        <w:t>nd</w:t>
+      </w:r>
+      <w:r>
+        <w:rPr>
+          <w:sz w:val="18"/>
+          <w:szCs w:val="18"/>
+        </w:rPr>
+        <w:t xml:space="preserve"> Given Name Surname</w:t>
+        <w:br/>
+        <w:t xml:space="preserve">line 2: </w:t>
       </w:r>
       <w:r>
         <w:rPr>
@@ -151,94 +192,8 @@
           <w:sz w:val="18"/>
           <w:szCs w:val="18"/>
         </w:rPr>
-        <w:t>Goa University</w:t>
-      </w:r>
-      <w:r>
-        <w:rPr>
-          <w:i/>
-          <w:sz w:val="18"/>
-          <w:szCs w:val="18"/>
-        </w:rPr>
-        <w:t>)</w:t>
+        <w:t xml:space="preserve">dept. name of organization </w:t>
         <w:br/>
-      </w:r>
-      <w:r>
-        <w:rPr>
-          <w:i/>
-          <w:sz w:val="18"/>
-          <w:szCs w:val="18"/>
-        </w:rPr>
-        <w:t>Verna,Goa</w:t>
-      </w:r>
-      <w:r>
-        <w:rPr>
-          <w:sz w:val="18"/>
-          <w:szCs w:val="18"/>
-        </w:rPr>
-        <w:br/>
-      </w:r>
-      <w:r>
-        <w:rPr>
-          <w:sz w:val="18"/>
-          <w:szCs w:val="18"/>
-        </w:rPr>
-        <w:t>21ce72.travis@pccegoa.edu.in</w:t>
-      </w:r>
-    </w:p>
-    <w:p>
-      <w:pPr>
-        <w:pStyle w:val="Author"/>
-        <w:spacing w:beforeAutospacing="1" w:after="40"/>
-        <w:rPr>
-          <w:sz w:val="18"/>
-          <w:szCs w:val="18"/>
-        </w:rPr>
-      </w:pPr>
-      <w:r>
-        <w:rPr>
-          <w:sz w:val="18"/>
-          <w:szCs w:val="18"/>
-        </w:rPr>
-        <w:t>line 1: 4</w:t>
-      </w:r>
-      <w:r>
-        <w:rPr>
-          <w:sz w:val="18"/>
-          <w:szCs w:val="18"/>
-          <w:vertAlign w:val="superscript"/>
-        </w:rPr>
-        <w:t>th</w:t>
-      </w:r>
-      <w:r>
-        <w:rPr>
-          <w:sz w:val="18"/>
-          <w:szCs w:val="18"/>
-        </w:rPr>
-        <w:t xml:space="preserve"> Given Name Surname</w:t>
-        <w:br/>
-        <w:t xml:space="preserve">line 2: </w:t>
-      </w:r>
-      <w:r>
-        <w:rPr>
-          <w:i/>
-          <w:sz w:val="18"/>
-          <w:szCs w:val="18"/>
-        </w:rPr>
-        <w:t>dept. name of organization</w:t>
-      </w:r>
-      <w:r>
-        <w:rPr>
-          <w:sz w:val="18"/>
-          <w:szCs w:val="18"/>
-        </w:rPr>
-        <w:br/>
-      </w:r>
-      <w:r>
-        <w:rPr>
-          <w:i/>
-          <w:sz w:val="18"/>
-          <w:szCs w:val="18"/>
-        </w:rPr>
         <w:t xml:space="preserve">(of </w:t>
       </w:r>
       <w:r>
@@ -284,7 +239,7 @@
         </w:rPr>
         <w:t>line 4: City, Country</w:t>
         <w:br/>
-        <w:t>line 5: email address  or ORCID</w:t>
+        <w:t>line 5: email address or ORCID</w:t>
       </w:r>
     </w:p>
     <w:p>
@@ -305,7 +260,7 @@
           <w:sz w:val="18"/>
           <w:szCs w:val="18"/>
         </w:rPr>
-        <w:t>line 1: 2</w:t>
+        <w:t>line 1: 3</w:t>
       </w:r>
       <w:r>
         <w:rPr>
@@ -313,7 +268,7 @@
           <w:szCs w:val="18"/>
           <w:vertAlign w:val="superscript"/>
         </w:rPr>
-        <w:t>nd</w:t>
+        <w:t>rd</w:t>
       </w:r>
       <w:r>
         <w:rPr>
@@ -378,278 +333,6 @@
         <w:t>line 4: City, Country</w:t>
         <w:br/>
         <w:t>line 5: email address or ORCID</w:t>
-      </w:r>
-    </w:p>
-    <w:p>
-      <w:pPr>
-        <w:pStyle w:val="Author"/>
-        <w:spacing w:beforeAutospacing="1" w:after="40"/>
-        <w:rPr>
-          <w:sz w:val="18"/>
-          <w:szCs w:val="18"/>
-        </w:rPr>
-      </w:pPr>
-      <w:r>
-        <w:rPr>
-          <w:sz w:val="18"/>
-          <w:szCs w:val="18"/>
-        </w:rPr>
-        <w:t>line 1: 5</w:t>
-      </w:r>
-      <w:r>
-        <w:rPr>
-          <w:sz w:val="18"/>
-          <w:szCs w:val="18"/>
-          <w:vertAlign w:val="superscript"/>
-        </w:rPr>
-        <w:t>th</w:t>
-      </w:r>
-      <w:r>
-        <w:rPr>
-          <w:sz w:val="18"/>
-          <w:szCs w:val="18"/>
-        </w:rPr>
-        <w:t xml:space="preserve"> Given Name Surname</w:t>
-        <w:br/>
-        <w:t xml:space="preserve">line 2: </w:t>
-      </w:r>
-      <w:r>
-        <w:rPr>
-          <w:i/>
-          <w:sz w:val="18"/>
-          <w:szCs w:val="18"/>
-        </w:rPr>
-        <w:t xml:space="preserve">dept. name of organization </w:t>
-        <w:br/>
-        <w:t xml:space="preserve">(of </w:t>
-      </w:r>
-      <w:r>
-        <w:rPr>
-          <w:i/>
-          <w:iCs/>
-          <w:sz w:val="18"/>
-          <w:szCs w:val="18"/>
-        </w:rPr>
-        <w:t>Affiliation</w:t>
-      </w:r>
-      <w:r>
-        <w:rPr>
-          <w:i/>
-          <w:sz w:val="18"/>
-          <w:szCs w:val="18"/>
-        </w:rPr>
-        <w:t>)</w:t>
-      </w:r>
-      <w:r>
-        <w:rPr>
-          <w:sz w:val="18"/>
-          <w:szCs w:val="18"/>
-        </w:rPr>
-        <w:br/>
-        <w:t xml:space="preserve">line 3: </w:t>
-      </w:r>
-      <w:r>
-        <w:rPr>
-          <w:i/>
-          <w:sz w:val="18"/>
-          <w:szCs w:val="18"/>
-        </w:rPr>
-        <w:t xml:space="preserve">name of organization </w:t>
-        <w:br/>
-        <w:t>(of Affiliation)</w:t>
-        <w:br/>
-      </w:r>
-      <w:r>
-        <w:rPr>
-          <w:sz w:val="18"/>
-          <w:szCs w:val="18"/>
-        </w:rPr>
-        <w:t>line 4: City, Country</w:t>
-        <w:br/>
-        <w:t>line 5: email address  or ORCID</w:t>
-      </w:r>
-    </w:p>
-    <w:p>
-      <w:pPr>
-        <w:pStyle w:val="Normal"/>
-        <w:spacing w:before="0" w:after="0"/>
-        <w:ind w:hanging="0"/>
-        <w:rPr>
-          <w:sz w:val="18"/>
-          <w:szCs w:val="18"/>
-        </w:rPr>
-      </w:pPr>
-      <w:r>
-        <w:br w:type="column"/>
-      </w:r>
-      <w:r>
-        <w:rPr>
-          <w:sz w:val="18"/>
-          <w:szCs w:val="18"/>
-        </w:rPr>
-        <w:t>line 1: 3</w:t>
-      </w:r>
-      <w:r>
-        <w:rPr>
-          <w:sz w:val="18"/>
-          <w:szCs w:val="18"/>
-          <w:vertAlign w:val="superscript"/>
-        </w:rPr>
-        <w:t>rd</w:t>
-      </w:r>
-      <w:r>
-        <w:rPr>
-          <w:sz w:val="18"/>
-          <w:szCs w:val="18"/>
-        </w:rPr>
-        <w:t xml:space="preserve"> Given Name Surname</w:t>
-        <w:br/>
-        <w:t xml:space="preserve">line 2: </w:t>
-      </w:r>
-      <w:r>
-        <w:rPr>
-          <w:i/>
-          <w:sz w:val="18"/>
-          <w:szCs w:val="18"/>
-        </w:rPr>
-        <w:t xml:space="preserve">dept. name of organization </w:t>
-        <w:br/>
-        <w:t xml:space="preserve">(of </w:t>
-      </w:r>
-      <w:r>
-        <w:rPr>
-          <w:i/>
-          <w:iCs/>
-          <w:sz w:val="18"/>
-          <w:szCs w:val="18"/>
-        </w:rPr>
-        <w:t>Affiliation</w:t>
-      </w:r>
-      <w:r>
-        <w:rPr>
-          <w:i/>
-          <w:sz w:val="18"/>
-          <w:szCs w:val="18"/>
-        </w:rPr>
-        <w:t>)</w:t>
-      </w:r>
-      <w:r>
-        <w:rPr>
-          <w:sz w:val="18"/>
-          <w:szCs w:val="18"/>
-        </w:rPr>
-        <w:br/>
-        <w:t xml:space="preserve">line 3: </w:t>
-      </w:r>
-      <w:r>
-        <w:rPr>
-          <w:i/>
-          <w:sz w:val="18"/>
-          <w:szCs w:val="18"/>
-        </w:rPr>
-        <w:t xml:space="preserve">name of organization </w:t>
-        <w:br/>
-        <w:t>(of Affiliation)</w:t>
-        <w:br/>
-      </w:r>
-      <w:r>
-        <w:rPr>
-          <w:sz w:val="18"/>
-          <w:szCs w:val="18"/>
-        </w:rPr>
-        <w:t>line 4: City, Country</w:t>
-        <w:br/>
-        <w:t>line 5: email address or ORCID</w:t>
-      </w:r>
-    </w:p>
-    <w:p>
-      <w:pPr>
-        <w:pStyle w:val="Author"/>
-        <w:spacing w:beforeAutospacing="1" w:after="40"/>
-        <w:rPr/>
-      </w:pPr>
-      <w:r>
-        <w:rPr>
-          <w:sz w:val="18"/>
-          <w:szCs w:val="18"/>
-        </w:rPr>
-        <w:t>line 1: 6</w:t>
-      </w:r>
-      <w:r>
-        <w:rPr>
-          <w:sz w:val="18"/>
-          <w:szCs w:val="18"/>
-          <w:vertAlign w:val="superscript"/>
-        </w:rPr>
-        <w:t>th</w:t>
-      </w:r>
-      <w:r>
-        <w:rPr>
-          <w:sz w:val="18"/>
-          <w:szCs w:val="18"/>
-        </w:rPr>
-        <w:t xml:space="preserve"> Given Name Surname</w:t>
-        <w:br/>
-        <w:t xml:space="preserve">line 2: </w:t>
-      </w:r>
-      <w:r>
-        <w:rPr>
-          <w:i/>
-          <w:sz w:val="18"/>
-          <w:szCs w:val="18"/>
-        </w:rPr>
-        <w:t xml:space="preserve">dept. name of organization </w:t>
-        <w:br/>
-        <w:t xml:space="preserve">(of </w:t>
-      </w:r>
-      <w:r>
-        <w:rPr>
-          <w:i/>
-          <w:iCs/>
-          <w:sz w:val="18"/>
-          <w:szCs w:val="18"/>
-        </w:rPr>
-        <w:t>Affiliation</w:t>
-      </w:r>
-      <w:r>
-        <w:rPr>
-          <w:i/>
-          <w:sz w:val="18"/>
-          <w:szCs w:val="18"/>
-        </w:rPr>
-        <w:t>)</w:t>
-      </w:r>
-      <w:r>
-        <w:rPr>
-          <w:sz w:val="18"/>
-          <w:szCs w:val="18"/>
-        </w:rPr>
-        <w:br/>
-        <w:t xml:space="preserve">line 3: </w:t>
-      </w:r>
-      <w:r>
-        <w:rPr>
-          <w:i/>
-          <w:sz w:val="18"/>
-          <w:szCs w:val="18"/>
-        </w:rPr>
-        <w:t xml:space="preserve">name of organization </w:t>
-        <w:br/>
-        <w:t>(of Affiliation)</w:t>
-        <w:br/>
-      </w:r>
-      <w:r>
-        <w:rPr>
-          <w:sz w:val="18"/>
-          <w:szCs w:val="18"/>
-        </w:rPr>
-        <w:t>line 4: City, Country</w:t>
-        <w:br/>
-        <w:t>line 5: email address or ORCID</w:t>
-      </w:r>
-      <w:r>
-        <w:rPr/>
-        <w:t xml:space="preserve"> </w:t>
       </w:r>
     </w:p>
     <w:p>
@@ -730,21 +413,13 @@
       </w:pPr>
       <w:r>
         <w:rPr/>
-        <w:t>Keywords—</w:t>
-      </w:r>
-      <w:r>
-        <w:rPr/>
-        <w:t>raspberry pi 5,</w:t>
-      </w:r>
-      <w:r>
-        <w:rPr/>
-        <w:t>elm327,mpu6050,sw-420,neo 6m, &amp; Nodemcu</w:t>
+        <w:t>Keywords—raspberry pi 5,elm327,mpu6050,sw-420,neo 6m, &amp; Nodemcu</w:t>
       </w:r>
     </w:p>
     <w:p>
       <w:pPr>
         <w:pStyle w:val="Heading1"/>
-        <w:ind w:hanging="0"/>
+        <w:ind w:hanging="0" w:start="0"/>
         <w:rPr/>
       </w:pPr>
       <w:r>
@@ -759,21 +434,13 @@
       </w:pPr>
       <w:r>
         <w:rPr/>
-        <w:t xml:space="preserve">This </w:t>
-      </w:r>
-      <w:r>
-        <w:rPr/>
-        <w:t>Automotive Diagnostice And Activity Monitoring aims to provide an overview about their cars through monitoring the enigine and providing an detailed reports which will be feed to ai model who can interprets the data and provides and explain the health and current state  of their car in the form of chatbot</w:t>
-      </w:r>
-      <w:r>
-        <w:rPr/>
-        <w:t>. All standard paper components have been specified for three reasons: (1) ease of use when formatting individual papers, (2) automatic compliance to electronic requirements that facilitate the concurrent or later production of electronic products, and (3) conformity of style throughout a conference proceedings. Margins, column widths, line spacing, and type styles are built-in; examples of the type styles are provided throughout this document and are identified in italic type, within parentheses, following the example. Some components, such as multi-leveled equations, graphics, and tables are not prescribed, although the various table text styles are provided. The formatter will need to create these components, incorporating the applicable criteria that follow.</w:t>
+        <w:t>This Automotive Diagnostice And Activity Monitoring aims to provide an overview about their cars through monitoring the enigine and providing an detailed reports which will be feed to ai model who can interprets the data and provides and explain the health and current state  of their car in the form of chatbot. All standard paper components have been specified for three reasons: (1) ease of use when formatting individual papers, (2) automatic compliance to electronic requirements that facilitate the concurrent or later production of electronic products, and (3) conformity of style throughout a conference proceedings. Margins, column widths, line spacing, and type styles are built-in; examples of the type styles are provided throughout this document and are identified in italic type, within parentheses, following the example. Some components, such as multi-leveled equations, graphics, and tables are not prescribed, although the various table text styles are provided. The formatter will need to create these components, incorporating the applicable criteria that follow.</w:t>
       </w:r>
     </w:p>
     <w:p>
       <w:pPr>
         <w:pStyle w:val="Heading1"/>
-        <w:ind w:hanging="0"/>
+        <w:ind w:hanging="0" w:start="0"/>
         <w:rPr/>
       </w:pPr>
       <w:r>
@@ -784,6 +451,7 @@
     <w:p>
       <w:pPr>
         <w:pStyle w:val="Heading2"/>
+        <w:ind w:hanging="0" w:start="0"/>
         <w:rPr/>
       </w:pPr>
       <w:r>
@@ -834,6 +502,7 @@
     <w:p>
       <w:pPr>
         <w:pStyle w:val="Heading2"/>
+        <w:ind w:hanging="0" w:start="0"/>
         <w:rPr/>
       </w:pPr>
       <w:r>
@@ -854,7 +523,7 @@
     <w:p>
       <w:pPr>
         <w:pStyle w:val="Heading1"/>
-        <w:ind w:hanging="0"/>
+        <w:ind w:hanging="0" w:start="0"/>
         <w:rPr/>
       </w:pPr>
       <w:r>
@@ -893,6 +562,7 @@
     <w:p>
       <w:pPr>
         <w:pStyle w:val="Heading2"/>
+        <w:ind w:hanging="0" w:start="0"/>
         <w:rPr/>
       </w:pPr>
       <w:r>
@@ -913,6 +583,7 @@
     <w:p>
       <w:pPr>
         <w:pStyle w:val="Heading2"/>
+        <w:ind w:hanging="0" w:start="0"/>
         <w:rPr/>
       </w:pPr>
       <w:r>
@@ -967,27 +638,6 @@
     </w:p>
     <w:p>
       <w:pPr>
-        <w:pStyle w:val="sponsors"/>
-        <w:pBdr>
-          <w:top w:val="single" w:sz="4" w:space="2" w:color="000000"/>
-        </w:pBdr>
-        <w:ind w:firstLine="289"/>
-        <w:rPr/>
-        <w:framePr w:w="4592" w:h="418" w:x="918" w:y="15121" w:hSpace="0" w:vSpace="0" w:wrap="auto" w:vAnchor="page" w:hAnchor="page" w:hRule="exact"/>
-      </w:pPr>
-      <w:r>
-        <w:rPr/>
-        <w:t xml:space="preserve">Identify applicable funding agency here. </w:t>
-      </w:r>
-      <w:r>
-        <w:rPr>
-          <w:iCs/>
-        </w:rPr>
-        <w:t>If none, delete this text box.</w:t>
-      </w:r>
-    </w:p>
-    <w:p>
-      <w:pPr>
         <w:pStyle w:val="bulletlist"/>
         <w:numPr>
           <w:ilvl w:val="0"/>
@@ -1011,10 +661,110 @@
         <w:rPr/>
         <w:t>)</w:t>
       </w:r>
+      <w:r>
+        <mc:AlternateContent>
+          <mc:Choice Requires="wps">
+            <w:drawing>
+              <wp:anchor behindDoc="0" distT="0" distB="0" distL="0" distR="0" simplePos="0" locked="0" layoutInCell="0" allowOverlap="1" relativeHeight="2">
+                <wp:simplePos x="0" y="0"/>
+                <wp:positionH relativeFrom="page">
+                  <wp:posOffset>582930</wp:posOffset>
+                </wp:positionH>
+                <wp:positionV relativeFrom="page">
+                  <wp:posOffset>9601835</wp:posOffset>
+                </wp:positionV>
+                <wp:extent cx="2915920" cy="265430"/>
+                <wp:effectExtent l="0" t="0" r="0" b="0"/>
+                <wp:wrapSquare wrapText="largest"/>
+                <wp:docPr id="1" name="Frame1"/>
+                <a:graphic xmlns:a="http://schemas.openxmlformats.org/drawingml/2006/main">
+                  <a:graphicData uri="http://schemas.microsoft.com/office/word/2010/wordprocessingShape">
+                    <wps:wsp>
+                      <wps:cNvSpPr txBox="1"/>
+                      <wps:spPr>
+                        <a:xfrm>
+                          <a:off x="0" y="0"/>
+                          <a:ext cx="2915920" cy="265430"/>
+                        </a:xfrm>
+                        <a:prstGeom prst="rect"/>
+                        <a:solidFill>
+                          <a:srgbClr val="FFFFFF">
+                            <a:alpha val="0"/>
+                          </a:srgbClr>
+                        </a:solidFill>
+                      </wps:spPr>
+                      <wps:txbx>
+                        <w:txbxContent>
+                          <w:p>
+                            <w:pPr>
+                              <w:pStyle w:val="sponsors"/>
+                              <w:pBdr>
+                                <w:top w:val="nil"/>
+                              </w:pBdr>
+                              <w:ind w:firstLine="289"/>
+                              <w:rPr/>
+                            </w:pPr>
+                            <w:r>
+                              <w:rPr/>
+                              <w:t xml:space="preserve">Identify applicable funding agency here. </w:t>
+                            </w:r>
+                            <w:r>
+                              <w:rPr>
+                                <w:iCs/>
+                              </w:rPr>
+                              <w:t>If none, delete this text box.</w:t>
+                            </w:r>
+                          </w:p>
+                        </w:txbxContent>
+                      </wps:txbx>
+                      <wps:bodyPr anchor="t" lIns="0" tIns="0" rIns="0" bIns="0">
+                        <a:noAutofit/>
+                      </wps:bodyPr>
+                    </wps:wsp>
+                  </a:graphicData>
+                </a:graphic>
+              </wp:anchor>
+            </w:drawing>
+          </mc:Choice>
+          <mc:Fallback>
+            <w:pict>
+              <v:rect fillcolor="#FFFFFF" style="position:absolute;rotation:-0;width:229.6pt;height:20.9pt;mso-wrap-distance-left:0pt;mso-wrap-distance-right:0pt;mso-wrap-distance-top:0pt;mso-wrap-distance-bottom:0pt;margin-top:756.05pt;mso-position-vertical-relative:page;margin-left:45.9pt;mso-position-horizontal-relative:page">
+                <v:fill opacity="0f"/>
+                <v:textbox inset="0in,0in,0in,0in">
+                  <w:txbxContent>
+                    <w:p>
+                      <w:pPr>
+                        <w:pStyle w:val="sponsors"/>
+                        <w:pBdr>
+                          <w:top w:val="nil"/>
+                        </w:pBdr>
+                        <w:ind w:firstLine="289"/>
+                        <w:rPr/>
+                      </w:pPr>
+                      <w:r>
+                        <w:rPr/>
+                        <w:t xml:space="preserve">Identify applicable funding agency here. </w:t>
+                      </w:r>
+                      <w:r>
+                        <w:rPr>
+                          <w:iCs/>
+                        </w:rPr>
+                        <w:t>If none, delete this text box.</w:t>
+                      </w:r>
+                    </w:p>
+                  </w:txbxContent>
+                </v:textbox>
+                <w10:wrap type="square" side="largest"/>
+              </v:rect>
+            </w:pict>
+          </mc:Fallback>
+        </mc:AlternateContent>
+      </w:r>
     </w:p>
     <w:p>
       <w:pPr>
         <w:pStyle w:val="Heading2"/>
+        <w:ind w:hanging="0" w:start="0"/>
         <w:rPr/>
       </w:pPr>
       <w:r>
@@ -1097,6 +847,7 @@
     <w:p>
       <w:pPr>
         <w:pStyle w:val="Heading2"/>
+        <w:ind w:hanging="0" w:start="0"/>
         <w:rPr/>
       </w:pPr>
       <w:r>
@@ -1300,7 +1051,7 @@
     <w:p>
       <w:pPr>
         <w:pStyle w:val="Heading1"/>
-        <w:ind w:hanging="0"/>
+        <w:ind w:hanging="0" w:start="0"/>
         <w:rPr/>
       </w:pPr>
       <w:r>
@@ -1321,6 +1072,7 @@
     <w:p>
       <w:pPr>
         <w:pStyle w:val="Heading2"/>
+        <w:ind w:hanging="0" w:start="0"/>
         <w:rPr/>
       </w:pPr>
       <w:r>
@@ -1383,7 +1135,7 @@
     <w:p>
       <w:pPr>
         <w:pStyle w:val="Heading3"/>
-        <w:ind w:firstLine="288"/>
+        <w:ind w:firstLine="288" w:start="0"/>
         <w:rPr/>
       </w:pPr>
       <w:r>
@@ -1400,7 +1152,7 @@
     <w:p>
       <w:pPr>
         <w:pStyle w:val="Heading3"/>
-        <w:ind w:firstLine="288"/>
+        <w:ind w:firstLine="288" w:start="0"/>
         <w:rPr/>
       </w:pPr>
       <w:r>
@@ -1417,7 +1169,7 @@
     <w:p>
       <w:pPr>
         <w:pStyle w:val="Heading4"/>
-        <w:ind w:firstLine="504"/>
+        <w:ind w:firstLine="504" w:start="0"/>
         <w:rPr/>
       </w:pPr>
       <w:r>
@@ -1434,7 +1186,7 @@
     <w:p>
       <w:pPr>
         <w:pStyle w:val="Heading4"/>
-        <w:ind w:firstLine="504"/>
+        <w:ind w:firstLine="504" w:start="0"/>
         <w:rPr/>
       </w:pPr>
       <w:r>
@@ -1451,7 +1203,7 @@
     <w:p>
       <w:pPr>
         <w:pStyle w:val="Heading4"/>
-        <w:ind w:firstLine="504"/>
+        <w:ind w:firstLine="504" w:start="0"/>
         <w:rPr>
           <w:i w:val="false"/>
           <w:i w:val="false"/>
@@ -1488,6 +1240,7 @@
     <w:p>
       <w:pPr>
         <w:pStyle w:val="Heading2"/>
+        <w:ind w:hanging="0" w:start="0"/>
         <w:rPr/>
       </w:pPr>
       <w:r>
@@ -1528,6 +1281,7 @@
     <w:p>
       <w:pPr>
         <w:pStyle w:val="Heading2"/>
+        <w:ind w:hanging="0" w:start="0"/>
         <w:rPr/>
       </w:pPr>
       <w:r>
@@ -1538,7 +1292,7 @@
     <w:p>
       <w:pPr>
         <w:pStyle w:val="Heading4"/>
-        <w:ind w:firstLine="504"/>
+        <w:ind w:firstLine="504" w:start="0"/>
         <w:rPr/>
       </w:pPr>
       <w:r>
@@ -1582,13 +1336,12 @@
           <w:bottom w:w="0" w:type="dxa"/>
           <w:end w:w="108" w:type="dxa"/>
         </w:tblCellMar>
-        <w:tblLook w:noHBand="0" w:noVBand="0" w:firstColumn="0" w:lastRow="0" w:lastColumn="0" w:firstRow="0"/>
       </w:tblPr>
       <w:tblGrid>
         <w:gridCol w:w="719"/>
         <w:gridCol w:w="2340"/>
         <w:gridCol w:w="900"/>
-        <w:gridCol w:w="900"/>
+        <w:gridCol w:w="901"/>
       </w:tblGrid>
       <w:tr>
         <w:trPr>
@@ -1621,7 +1374,7 @@
         </w:tc>
         <w:tc>
           <w:tcPr>
-            <w:tcW w:w="4140" w:type="dxa"/>
+            <w:tcW w:w="4141" w:type="dxa"/>
             <w:gridSpan w:val="3"/>
             <w:tcBorders>
               <w:top w:val="single" w:sz="2" w:space="0" w:color="000000"/>
@@ -1663,16 +1416,10 @@
           <w:p>
             <w:pPr>
               <w:pStyle w:val="Normal"/>
-              <w:rPr>
-                <w:sz w:val="16"/>
-                <w:szCs w:val="16"/>
-              </w:rPr>
+              <w:rPr/>
             </w:pPr>
             <w:r>
-              <w:rPr>
-                <w:sz w:val="16"/>
-                <w:szCs w:val="16"/>
-              </w:rPr>
+              <w:rPr/>
             </w:r>
           </w:p>
         </w:tc>
@@ -1722,7 +1469,7 @@
         </w:tc>
         <w:tc>
           <w:tcPr>
-            <w:tcW w:w="900" w:type="dxa"/>
+            <w:tcW w:w="901" w:type="dxa"/>
             <w:tcBorders>
               <w:top w:val="single" w:sz="2" w:space="0" w:color="000000"/>
               <w:start w:val="single" w:sz="2" w:space="0" w:color="000000"/>
@@ -1829,7 +1576,7 @@
         </w:tc>
         <w:tc>
           <w:tcPr>
-            <w:tcW w:w="900" w:type="dxa"/>
+            <w:tcW w:w="901" w:type="dxa"/>
             <w:tcBorders>
               <w:top w:val="single" w:sz="2" w:space="0" w:color="000000"/>
               <w:start w:val="single" w:sz="2" w:space="0" w:color="000000"/>
@@ -2215,7 +1962,7 @@
         <w:rPr/>
         <w:t xml:space="preserve">K. Eves and J. Valasek, “Adaptive control for singularly perturbed systems examples,” Code Ocean, Aug. 2023. [Online]. Available: </w:t>
       </w:r>
-      <w:hyperlink r:id="rId5">
+      <w:hyperlink r:id="rId4">
         <w:r>
           <w:rPr>
             <w:rStyle w:val="Style4"/>
@@ -2243,7 +1990,7 @@
         <w:rPr/>
         <w:t xml:space="preserve">D. P. Kingma and M. Welling, “Auto-encoding variational Bayes,” 2013, arXiv:1312.6114. [Online]. Available: </w:t>
       </w:r>
-      <w:hyperlink r:id="rId6">
+      <w:hyperlink r:id="rId5">
         <w:r>
           <w:rPr>
             <w:rStyle w:val="Style4"/>
@@ -2428,20 +2175,6 @@
   <w:p>
     <w:pPr>
       <w:pStyle w:val="Footer"/>
-      <w:rPr/>
-    </w:pPr>
-    <w:r>
-      <w:rPr/>
-    </w:r>
-  </w:p>
-</w:ftr>
-</file>
-
-<file path=word/footer3.xml><?xml version="1.0" encoding="utf-8"?>
-<w:ftr xmlns:o="urn:schemas-microsoft-com:office:office" xmlns:r="http://schemas.openxmlformats.org/officeDocument/2006/relationships" xmlns:v="urn:schemas-microsoft-com:vml" xmlns:w="http://schemas.openxmlformats.org/wordprocessingml/2006/main" xmlns:w10="urn:schemas-microsoft-com:office:word" xmlns:wp="http://schemas.openxmlformats.org/drawingml/2006/wordprocessingDrawing" xmlns:wps="http://schemas.microsoft.com/office/word/2010/wordprocessingShape" xmlns:wpg="http://schemas.microsoft.com/office/word/2010/wordprocessingGroup" xmlns:mc="http://schemas.openxmlformats.org/markup-compatibility/2006" xmlns:wp14="http://schemas.microsoft.com/office/word/2010/wordprocessingDrawing" xmlns:w14="http://schemas.microsoft.com/office/word/2010/wordml" xmlns:w15="http://schemas.microsoft.com/office/word/2012/wordml" mc:Ignorable="w14 wp14 w15">
-  <w:p>
-    <w:pPr>
-      <w:pStyle w:val="Footer"/>
       <w:jc w:val="start"/>
       <w:rPr>
         <w:sz w:val="16"/>
@@ -2487,14 +2220,6 @@
         <w:vanish w:val="false"/>
         <w:rFonts w:ascii="Times New Roman" w:hAnsi="Times New Roman" w:cs="Times New Roman"/>
         <w:color w:val="auto"/>
-        <w14:shadow w14:blurRad="0" w14:dist="0" w14:dir="0" w14:sx="0" w14:sy="0" w14:kx="0" w14:ky="0" w14:algn="none">
-          <w14:srgbClr w14:val="000000"/>
-        </w14:shadow>
-        <w14:textOutline w14:w="0" w14:cap="rnd" w14:cmpd="sng" w14:algn="ctr">
-          <w14:noFill/>
-          <w14:prstDash w14:val="solid"/>
-          <w14:bevel/>
-        </w14:textOutline>
       </w:rPr>
     </w:lvl>
     <w:lvl w:ilvl="1">
@@ -2526,14 +2251,6 @@
         <w:vanish w:val="false"/>
         <w:rFonts w:ascii="Times New Roman" w:hAnsi="Times New Roman" w:cs="Times New Roman"/>
         <w:color w:val="auto"/>
-        <w14:shadow w14:blurRad="0" w14:dist="0" w14:dir="0" w14:sx="0" w14:sy="0" w14:kx="0" w14:ky="0" w14:algn="none">
-          <w14:srgbClr w14:val="000000"/>
-        </w14:shadow>
-        <w14:textOutline w14:w="0" w14:cap="rnd" w14:cmpd="sng" w14:algn="ctr">
-          <w14:noFill/>
-          <w14:prstDash w14:val="solid"/>
-          <w14:bevel/>
-        </w14:textOutline>
       </w:rPr>
     </w:lvl>
     <w:lvl w:ilvl="2">
@@ -2565,14 +2282,6 @@
         <w:vanish w:val="false"/>
         <w:rFonts w:ascii="Times New Roman" w:hAnsi="Times New Roman" w:cs="Times New Roman"/>
         <w:color w:val="auto"/>
-        <w14:shadow w14:blurRad="0" w14:dist="0" w14:dir="0" w14:sx="0" w14:sy="0" w14:kx="0" w14:ky="0" w14:algn="none">
-          <w14:srgbClr w14:val="000000"/>
-        </w14:shadow>
-        <w14:textOutline w14:w="0" w14:cap="rnd" w14:cmpd="sng" w14:algn="ctr">
-          <w14:noFill/>
-          <w14:prstDash w14:val="solid"/>
-          <w14:bevel/>
-        </w14:textOutline>
       </w:rPr>
     </w:lvl>
     <w:lvl w:ilvl="3">
@@ -2601,11 +2310,11 @@
       <w:start w:val="1"/>
       <w:numFmt w:val="none"/>
       <w:suff w:val="nothing"/>
-      <w:lvlText w:val=""/>
-      <w:lvlJc w:val="start"/>
-      <w:pPr>
-        <w:tabs>
-          <w:tab w:val="num" w:pos="3240"/>
+      <w:lvlText w:val="%5"/>
+      <w:lvlJc w:val="start"/>
+      <w:pPr>
+        <w:tabs>
+          <w:tab w:val="num" w:pos="0"/>
         </w:tabs>
         <w:ind w:start="2880" w:hanging="0"/>
       </w:pPr>
@@ -2982,14 +2691,6 @@
         <w:vanish w:val="false"/>
         <w:rFonts w:ascii="Times New Roman" w:hAnsi="Times New Roman" w:cs="Times New Roman"/>
         <w:color w:val="000000"/>
-        <w14:shadow w14:blurRad="0" w14:dist="0" w14:dir="0" w14:sx="0" w14:sy="0" w14:kx="0" w14:ky="0" w14:algn="none">
-          <w14:srgbClr w14:val="000000"/>
-        </w14:shadow>
-        <w14:textOutline w14:w="0" w14:cap="rnd" w14:cmpd="sng" w14:algn="ctr">
-          <w14:noFill/>
-          <w14:prstDash w14:val="solid"/>
-          <w14:bevel/>
-        </w14:textOutline>
       </w:rPr>
     </w:lvl>
     <w:lvl w:ilvl="1">
@@ -3146,6 +2847,7 @@
         </w:tabs>
         <w:ind w:start="1080" w:hanging="360"/>
       </w:pPr>
+      <w:rPr/>
     </w:lvl>
     <w:lvl w:ilvl="2">
       <w:start w:val="1"/>
@@ -3158,6 +2860,7 @@
         </w:tabs>
         <w:ind w:start="1440" w:hanging="360"/>
       </w:pPr>
+      <w:rPr/>
     </w:lvl>
     <w:lvl w:ilvl="3">
       <w:start w:val="1"/>
@@ -3170,6 +2873,7 @@
         </w:tabs>
         <w:ind w:start="1800" w:hanging="360"/>
       </w:pPr>
+      <w:rPr/>
     </w:lvl>
     <w:lvl w:ilvl="4">
       <w:start w:val="1"/>
@@ -3182,6 +2886,7 @@
         </w:tabs>
         <w:ind w:start="2160" w:hanging="360"/>
       </w:pPr>
+      <w:rPr/>
     </w:lvl>
     <w:lvl w:ilvl="5">
       <w:start w:val="1"/>
@@ -3194,6 +2899,7 @@
         </w:tabs>
         <w:ind w:start="2520" w:hanging="360"/>
       </w:pPr>
+      <w:rPr/>
     </w:lvl>
     <w:lvl w:ilvl="6">
       <w:start w:val="1"/>
@@ -3206,6 +2912,7 @@
         </w:tabs>
         <w:ind w:start="2880" w:hanging="360"/>
       </w:pPr>
+      <w:rPr/>
     </w:lvl>
     <w:lvl w:ilvl="7">
       <w:start w:val="1"/>
@@ -3218,6 +2925,7 @@
         </w:tabs>
         <w:ind w:start="3240" w:hanging="360"/>
       </w:pPr>
+      <w:rPr/>
     </w:lvl>
     <w:lvl w:ilvl="8">
       <w:start w:val="1"/>
@@ -3230,6 +2938,7 @@
         </w:tabs>
         <w:ind w:start="3600" w:hanging="360"/>
       </w:pPr>
+      <w:rPr/>
     </w:lvl>
   </w:abstractNum>
   <w:abstractNum w:abstractNumId="6">
@@ -3265,6 +2974,7 @@
         </w:tabs>
         <w:ind w:start="1080" w:hanging="360"/>
       </w:pPr>
+      <w:rPr/>
     </w:lvl>
     <w:lvl w:ilvl="2">
       <w:start w:val="1"/>
@@ -3277,6 +2987,7 @@
         </w:tabs>
         <w:ind w:start="1440" w:hanging="360"/>
       </w:pPr>
+      <w:rPr/>
     </w:lvl>
     <w:lvl w:ilvl="3">
       <w:start w:val="1"/>
@@ -3289,6 +3000,7 @@
         </w:tabs>
         <w:ind w:start="1800" w:hanging="360"/>
       </w:pPr>
+      <w:rPr/>
     </w:lvl>
     <w:lvl w:ilvl="4">
       <w:start w:val="1"/>
@@ -3301,6 +3013,7 @@
         </w:tabs>
         <w:ind w:start="2160" w:hanging="360"/>
       </w:pPr>
+      <w:rPr/>
     </w:lvl>
     <w:lvl w:ilvl="5">
       <w:start w:val="1"/>
@@ -3313,6 +3026,7 @@
         </w:tabs>
         <w:ind w:start="2520" w:hanging="360"/>
       </w:pPr>
+      <w:rPr/>
     </w:lvl>
     <w:lvl w:ilvl="6">
       <w:start w:val="1"/>
@@ -3325,6 +3039,7 @@
         </w:tabs>
         <w:ind w:start="2880" w:hanging="360"/>
       </w:pPr>
+      <w:rPr/>
     </w:lvl>
     <w:lvl w:ilvl="7">
       <w:start w:val="1"/>
@@ -3337,6 +3052,7 @@
         </w:tabs>
         <w:ind w:start="3240" w:hanging="360"/>
       </w:pPr>
+      <w:rPr/>
     </w:lvl>
     <w:lvl w:ilvl="8">
       <w:start w:val="1"/>
@@ -3349,6 +3065,7 @@
         </w:tabs>
         <w:ind w:start="3600" w:hanging="360"/>
       </w:pPr>
+      <w:rPr/>
     </w:lvl>
   </w:abstractNum>
   <w:abstractNum w:abstractNumId="7">
@@ -3378,14 +3095,6 @@
         <w:vanish w:val="false"/>
         <w:rFonts w:ascii="Times New Roman" w:hAnsi="Times New Roman"/>
         <w:color w:val="auto"/>
-        <w14:shadow w14:blurRad="0" w14:dist="0" w14:dir="0" w14:sx="0" w14:sy="0" w14:kx="0" w14:ky="0" w14:algn="none">
-          <w14:srgbClr w14:val="000000"/>
-        </w14:shadow>
-        <w14:textOutline w14:w="0" w14:cap="rnd" w14:cmpd="sng" w14:algn="ctr">
-          <w14:noFill/>
-          <w14:prstDash w14:val="solid"/>
-          <w14:bevel/>
-        </w14:textOutline>
       </w:rPr>
     </w:lvl>
     <w:lvl w:ilvl="1">
@@ -3532,293 +3241,15 @@
       </w:pPr>
     </w:pPrDefault>
   </w:docDefaults>
-  <w:latentStyles w:defLockedState="0" w:defUIPriority="0" w:defSemiHidden="0" w:defUnhideWhenUsed="0" w:defQFormat="0" w:count="376">
-    <w:lsdException w:name="Normal" w:qFormat="1"/>
-    <w:lsdException w:name="heading 1" w:qFormat="1"/>
-    <w:lsdException w:name="heading 2" w:qFormat="1"/>
-    <w:lsdException w:name="heading 3" w:qFormat="1"/>
-    <w:lsdException w:name="heading 4" w:qFormat="1"/>
-    <w:lsdException w:name="heading 5" w:qFormat="1"/>
-    <w:lsdException w:name="heading 6" w:semiHidden="1" w:unhideWhenUsed="1" w:qFormat="1"/>
-    <w:lsdException w:name="heading 7" w:semiHidden="1" w:unhideWhenUsed="1" w:qFormat="1"/>
-    <w:lsdException w:name="heading 8" w:semiHidden="1" w:unhideWhenUsed="1" w:qFormat="1"/>
-    <w:lsdException w:name="heading 9" w:semiHidden="1" w:unhideWhenUsed="1" w:qFormat="1"/>
-    <w:lsdException w:name="caption" w:semiHidden="1" w:unhideWhenUsed="1" w:qFormat="1"/>
-    <w:lsdException w:name="Title" w:qFormat="1"/>
-    <w:lsdException w:name="Subtitle" w:qFormat="1"/>
-    <w:lsdException w:name="Strong" w:qFormat="1"/>
-    <w:lsdException w:name="Emphasis" w:qFormat="1"/>
-    <w:lsdException w:name="Normal Table" w:semiHidden="1" w:unhideWhenUsed="1"/>
-    <w:lsdException w:name="Table Simple 1" w:semiHidden="1" w:unhideWhenUsed="1"/>
-    <w:lsdException w:name="Table Simple 2" w:semiHidden="1" w:unhideWhenUsed="1"/>
-    <w:lsdException w:name="Table Simple 3" w:semiHidden="1" w:unhideWhenUsed="1"/>
-    <w:lsdException w:name="Table Classic 1" w:semiHidden="1" w:unhideWhenUsed="1"/>
-    <w:lsdException w:name="Table Classic 2" w:semiHidden="1" w:unhideWhenUsed="1"/>
-    <w:lsdException w:name="Table Classic 3" w:semiHidden="1" w:unhideWhenUsed="1"/>
-    <w:lsdException w:name="Table Classic 4" w:semiHidden="1" w:unhideWhenUsed="1"/>
-    <w:lsdException w:name="Table Colorful 1" w:semiHidden="1" w:unhideWhenUsed="1"/>
-    <w:lsdException w:name="Table Colorful 2" w:semiHidden="1" w:unhideWhenUsed="1"/>
-    <w:lsdException w:name="Table Colorful 3" w:semiHidden="1" w:unhideWhenUsed="1"/>
-    <w:lsdException w:name="Table Columns 1" w:semiHidden="1" w:unhideWhenUsed="1"/>
-    <w:lsdException w:name="Table Columns 2" w:semiHidden="1" w:unhideWhenUsed="1"/>
-    <w:lsdException w:name="Table Columns 3" w:semiHidden="1" w:unhideWhenUsed="1"/>
-    <w:lsdException w:name="Table Columns 4" w:semiHidden="1" w:unhideWhenUsed="1"/>
-    <w:lsdException w:name="Table Columns 5" w:semiHidden="1" w:unhideWhenUsed="1"/>
-    <w:lsdException w:name="Table Grid 1" w:semiHidden="1" w:unhideWhenUsed="1"/>
-    <w:lsdException w:name="Table Grid 2" w:semiHidden="1" w:unhideWhenUsed="1"/>
-    <w:lsdException w:name="Table Grid 3" w:semiHidden="1" w:unhideWhenUsed="1"/>
-    <w:lsdException w:name="Table Grid 4" w:semiHidden="1" w:unhideWhenUsed="1"/>
-    <w:lsdException w:name="Table Grid 5" w:semiHidden="1" w:unhideWhenUsed="1"/>
-    <w:lsdException w:name="Table Grid 6" w:semiHidden="1" w:unhideWhenUsed="1"/>
-    <w:lsdException w:name="Table Grid 7" w:semiHidden="1" w:unhideWhenUsed="1"/>
-    <w:lsdException w:name="Table Grid 8" w:semiHidden="1" w:unhideWhenUsed="1"/>
-    <w:lsdException w:name="Table List 1" w:semiHidden="1" w:unhideWhenUsed="1"/>
-    <w:lsdException w:name="Table List 2" w:semiHidden="1" w:unhideWhenUsed="1"/>
-    <w:lsdException w:name="Table List 3" w:semiHidden="1" w:unhideWhenUsed="1"/>
-    <w:lsdException w:name="Table List 4" w:semiHidden="1" w:unhideWhenUsed="1"/>
-    <w:lsdException w:name="Table List 5" w:semiHidden="1" w:unhideWhenUsed="1"/>
-    <w:lsdException w:name="Table List 6" w:semiHidden="1" w:unhideWhenUsed="1"/>
-    <w:lsdException w:name="Table List 7" w:semiHidden="1" w:unhideWhenUsed="1"/>
-    <w:lsdException w:name="Table List 8" w:semiHidden="1" w:unhideWhenUsed="1"/>
-    <w:lsdException w:name="Table 3D effects 1" w:semiHidden="1" w:unhideWhenUsed="1"/>
-    <w:lsdException w:name="Table 3D effects 2" w:semiHidden="1" w:unhideWhenUsed="1"/>
-    <w:lsdException w:name="Table 3D effects 3" w:semiHidden="1" w:unhideWhenUsed="1"/>
-    <w:lsdException w:name="Table Contemporary" w:semiHidden="1" w:unhideWhenUsed="1"/>
-    <w:lsdException w:name="Table Elegant" w:semiHidden="1" w:unhideWhenUsed="1"/>
-    <w:lsdException w:name="Table Professional" w:semiHidden="1" w:unhideWhenUsed="1"/>
-    <w:lsdException w:name="Table Subtle 1" w:semiHidden="1" w:unhideWhenUsed="1"/>
-    <w:lsdException w:name="Table Subtle 2" w:semiHidden="1" w:unhideWhenUsed="1"/>
-    <w:lsdException w:name="Table Web 1" w:semiHidden="1" w:unhideWhenUsed="1"/>
-    <w:lsdException w:name="Table Web 2" w:semiHidden="1" w:unhideWhenUsed="1"/>
-    <w:lsdException w:name="Table Web 3" w:semiHidden="1" w:unhideWhenUsed="1"/>
-    <w:lsdException w:name="Table Theme" w:semiHidden="1" w:unhideWhenUsed="1"/>
-    <w:lsdException w:name="Placeholder Text" w:uiPriority="99" w:semiHidden="1"/>
-    <w:lsdException w:name="No Spacing" w:uiPriority="1" w:qFormat="1"/>
-    <w:lsdException w:name="Light Shading" w:uiPriority="60"/>
-    <w:lsdException w:name="Light List" w:uiPriority="61"/>
-    <w:lsdException w:name="Light Grid" w:uiPriority="62"/>
-    <w:lsdException w:name="Medium Shading 1" w:uiPriority="63"/>
-    <w:lsdException w:name="Medium Shading 2" w:uiPriority="64"/>
-    <w:lsdException w:name="Medium List 1" w:uiPriority="65"/>
-    <w:lsdException w:name="Medium List 2" w:uiPriority="66"/>
-    <w:lsdException w:name="Medium Grid 1" w:uiPriority="67"/>
-    <w:lsdException w:name="Medium Grid 2" w:uiPriority="68"/>
-    <w:lsdException w:name="Medium Grid 3" w:uiPriority="69"/>
-    <w:lsdException w:name="Dark List" w:uiPriority="70"/>
-    <w:lsdException w:name="Colorful Shading" w:uiPriority="71"/>
-    <w:lsdException w:name="Colorful List" w:uiPriority="72"/>
-    <w:lsdException w:name="Colorful Grid" w:uiPriority="73"/>
-    <w:lsdException w:name="Light Shading Accent 1" w:uiPriority="60"/>
-    <w:lsdException w:name="Light List Accent 1" w:uiPriority="61"/>
-    <w:lsdException w:name="Light Grid Accent 1" w:uiPriority="62"/>
-    <w:lsdException w:name="Medium Shading 1 Accent 1" w:uiPriority="63"/>
-    <w:lsdException w:name="Medium Shading 2 Accent 1" w:uiPriority="64"/>
-    <w:lsdException w:name="Medium List 1 Accent 1" w:uiPriority="65"/>
-    <w:lsdException w:name="Revision" w:uiPriority="99" w:semiHidden="1"/>
-    <w:lsdException w:name="List Paragraph" w:uiPriority="34" w:qFormat="1"/>
-    <w:lsdException w:name="Quote" w:uiPriority="29" w:qFormat="1"/>
-    <w:lsdException w:name="Intense Quote" w:uiPriority="30" w:qFormat="1"/>
-    <w:lsdException w:name="Medium List 2 Accent 1" w:uiPriority="66"/>
-    <w:lsdException w:name="Medium Grid 1 Accent 1" w:uiPriority="67"/>
-    <w:lsdException w:name="Medium Grid 2 Accent 1" w:uiPriority="68"/>
-    <w:lsdException w:name="Medium Grid 3 Accent 1" w:uiPriority="69"/>
-    <w:lsdException w:name="Dark List Accent 1" w:uiPriority="70"/>
-    <w:lsdException w:name="Colorful Shading Accent 1" w:uiPriority="71"/>
-    <w:lsdException w:name="Colorful List Accent 1" w:uiPriority="72"/>
-    <w:lsdException w:name="Colorful Grid Accent 1" w:uiPriority="73"/>
-    <w:lsdException w:name="Light Shading Accent 2" w:uiPriority="60"/>
-    <w:lsdException w:name="Light List Accent 2" w:uiPriority="61"/>
-    <w:lsdException w:name="Light Grid Accent 2" w:uiPriority="62"/>
-    <w:lsdException w:name="Medium Shading 1 Accent 2" w:uiPriority="63"/>
-    <w:lsdException w:name="Medium Shading 2 Accent 2" w:uiPriority="64"/>
-    <w:lsdException w:name="Medium List 1 Accent 2" w:uiPriority="65"/>
-    <w:lsdException w:name="Medium List 2 Accent 2" w:uiPriority="66"/>
-    <w:lsdException w:name="Medium Grid 1 Accent 2" w:uiPriority="67"/>
-    <w:lsdException w:name="Medium Grid 2 Accent 2" w:uiPriority="68"/>
-    <w:lsdException w:name="Medium Grid 3 Accent 2" w:uiPriority="69"/>
-    <w:lsdException w:name="Dark List Accent 2" w:uiPriority="70"/>
-    <w:lsdException w:name="Colorful Shading Accent 2" w:uiPriority="71"/>
-    <w:lsdException w:name="Colorful List Accent 2" w:uiPriority="72"/>
-    <w:lsdException w:name="Colorful Grid Accent 2" w:uiPriority="73"/>
-    <w:lsdException w:name="Light Shading Accent 3" w:uiPriority="60"/>
-    <w:lsdException w:name="Light List Accent 3" w:uiPriority="61"/>
-    <w:lsdException w:name="Light Grid Accent 3" w:uiPriority="62"/>
-    <w:lsdException w:name="Medium Shading 1 Accent 3" w:uiPriority="63"/>
-    <w:lsdException w:name="Medium Shading 2 Accent 3" w:uiPriority="64"/>
-    <w:lsdException w:name="Medium List 1 Accent 3" w:uiPriority="65"/>
-    <w:lsdException w:name="Medium List 2 Accent 3" w:uiPriority="66"/>
-    <w:lsdException w:name="Medium Grid 1 Accent 3" w:uiPriority="67"/>
-    <w:lsdException w:name="Medium Grid 2 Accent 3" w:uiPriority="68"/>
-    <w:lsdException w:name="Medium Grid 3 Accent 3" w:uiPriority="69"/>
-    <w:lsdException w:name="Dark List Accent 3" w:uiPriority="70"/>
-    <w:lsdException w:name="Colorful Shading Accent 3" w:uiPriority="71"/>
-    <w:lsdException w:name="Colorful List Accent 3" w:uiPriority="72"/>
-    <w:lsdException w:name="Colorful Grid Accent 3" w:uiPriority="73"/>
-    <w:lsdException w:name="Light Shading Accent 4" w:uiPriority="60"/>
-    <w:lsdException w:name="Light List Accent 4" w:uiPriority="61"/>
-    <w:lsdException w:name="Light Grid Accent 4" w:uiPriority="62"/>
-    <w:lsdException w:name="Medium Shading 1 Accent 4" w:uiPriority="63"/>
-    <w:lsdException w:name="Medium Shading 2 Accent 4" w:uiPriority="64"/>
-    <w:lsdException w:name="Medium List 1 Accent 4" w:uiPriority="65"/>
-    <w:lsdException w:name="Medium List 2 Accent 4" w:uiPriority="66"/>
-    <w:lsdException w:name="Medium Grid 1 Accent 4" w:uiPriority="67"/>
-    <w:lsdException w:name="Medium Grid 2 Accent 4" w:uiPriority="68"/>
-    <w:lsdException w:name="Medium Grid 3 Accent 4" w:uiPriority="69"/>
-    <w:lsdException w:name="Dark List Accent 4" w:uiPriority="70"/>
-    <w:lsdException w:name="Colorful Shading Accent 4" w:uiPriority="71"/>
-    <w:lsdException w:name="Colorful List Accent 4" w:uiPriority="72"/>
-    <w:lsdException w:name="Colorful Grid Accent 4" w:uiPriority="73"/>
-    <w:lsdException w:name="Light Shading Accent 5" w:uiPriority="60"/>
-    <w:lsdException w:name="Light List Accent 5" w:uiPriority="61"/>
-    <w:lsdException w:name="Light Grid Accent 5" w:uiPriority="62"/>
-    <w:lsdException w:name="Medium Shading 1 Accent 5" w:uiPriority="63"/>
-    <w:lsdException w:name="Medium Shading 2 Accent 5" w:uiPriority="64"/>
-    <w:lsdException w:name="Medium List 1 Accent 5" w:uiPriority="65"/>
-    <w:lsdException w:name="Medium List 2 Accent 5" w:uiPriority="66"/>
-    <w:lsdException w:name="Medium Grid 1 Accent 5" w:uiPriority="67"/>
-    <w:lsdException w:name="Medium Grid 2 Accent 5" w:uiPriority="68"/>
-    <w:lsdException w:name="Medium Grid 3 Accent 5" w:uiPriority="69"/>
-    <w:lsdException w:name="Dark List Accent 5" w:uiPriority="70"/>
-    <w:lsdException w:name="Colorful Shading Accent 5" w:uiPriority="71"/>
-    <w:lsdException w:name="Colorful List Accent 5" w:uiPriority="72"/>
-    <w:lsdException w:name="Colorful Grid Accent 5" w:uiPriority="73"/>
-    <w:lsdException w:name="Light Shading Accent 6" w:uiPriority="60"/>
-    <w:lsdException w:name="Light List Accent 6" w:uiPriority="61"/>
-    <w:lsdException w:name="Light Grid Accent 6" w:uiPriority="62"/>
-    <w:lsdException w:name="Medium Shading 1 Accent 6" w:uiPriority="63"/>
-    <w:lsdException w:name="Medium Shading 2 Accent 6" w:uiPriority="64"/>
-    <w:lsdException w:name="Medium List 1 Accent 6" w:uiPriority="65"/>
-    <w:lsdException w:name="Medium List 2 Accent 6" w:uiPriority="66"/>
-    <w:lsdException w:name="Medium Grid 1 Accent 6" w:uiPriority="67"/>
-    <w:lsdException w:name="Medium Grid 2 Accent 6" w:uiPriority="68"/>
-    <w:lsdException w:name="Medium Grid 3 Accent 6" w:uiPriority="69"/>
-    <w:lsdException w:name="Dark List Accent 6" w:uiPriority="70"/>
-    <w:lsdException w:name="Colorful Shading Accent 6" w:uiPriority="71"/>
-    <w:lsdException w:name="Colorful List Accent 6" w:uiPriority="72"/>
-    <w:lsdException w:name="Colorful Grid Accent 6" w:uiPriority="73"/>
-    <w:lsdException w:name="Subtle Emphasis" w:uiPriority="19" w:qFormat="1"/>
-    <w:lsdException w:name="Intense Emphasis" w:uiPriority="21" w:qFormat="1"/>
-    <w:lsdException w:name="Subtle Reference" w:uiPriority="31" w:qFormat="1"/>
-    <w:lsdException w:name="Intense Reference" w:uiPriority="32" w:qFormat="1"/>
-    <w:lsdException w:name="Book Title" w:uiPriority="33" w:qFormat="1"/>
-    <w:lsdException w:name="Bibliography" w:uiPriority="37" w:semiHidden="1" w:unhideWhenUsed="1"/>
-    <w:lsdException w:name="TOC Heading" w:uiPriority="39" w:semiHidden="1" w:unhideWhenUsed="1" w:qFormat="1"/>
-    <w:lsdException w:name="Plain Table 1" w:uiPriority="41"/>
-    <w:lsdException w:name="Plain Table 2" w:uiPriority="42"/>
-    <w:lsdException w:name="Plain Table 3" w:uiPriority="43"/>
-    <w:lsdException w:name="Plain Table 4" w:uiPriority="44"/>
-    <w:lsdException w:name="Plain Table 5" w:uiPriority="45"/>
-    <w:lsdException w:name="Grid Table Light" w:uiPriority="40"/>
-    <w:lsdException w:name="Grid Table 1 Light" w:uiPriority="46"/>
-    <w:lsdException w:name="Grid Table 2" w:uiPriority="47"/>
-    <w:lsdException w:name="Grid Table 3" w:uiPriority="48"/>
-    <w:lsdException w:name="Grid Table 4" w:uiPriority="49"/>
-    <w:lsdException w:name="Grid Table 5 Dark" w:uiPriority="50"/>
-    <w:lsdException w:name="Grid Table 6 Colorful" w:uiPriority="51"/>
-    <w:lsdException w:name="Grid Table 7 Colorful" w:uiPriority="52"/>
-    <w:lsdException w:name="Grid Table 1 Light Accent 1" w:uiPriority="46"/>
-    <w:lsdException w:name="Grid Table 2 Accent 1" w:uiPriority="47"/>
-    <w:lsdException w:name="Grid Table 3 Accent 1" w:uiPriority="48"/>
-    <w:lsdException w:name="Grid Table 4 Accent 1" w:uiPriority="49"/>
-    <w:lsdException w:name="Grid Table 5 Dark Accent 1" w:uiPriority="50"/>
-    <w:lsdException w:name="Grid Table 6 Colorful Accent 1" w:uiPriority="51"/>
-    <w:lsdException w:name="Grid Table 7 Colorful Accent 1" w:uiPriority="52"/>
-    <w:lsdException w:name="Grid Table 1 Light Accent 2" w:uiPriority="46"/>
-    <w:lsdException w:name="Grid Table 2 Accent 2" w:uiPriority="47"/>
-    <w:lsdException w:name="Grid Table 3 Accent 2" w:uiPriority="48"/>
-    <w:lsdException w:name="Grid Table 4 Accent 2" w:uiPriority="49"/>
-    <w:lsdException w:name="Grid Table 5 Dark Accent 2" w:uiPriority="50"/>
-    <w:lsdException w:name="Grid Table 6 Colorful Accent 2" w:uiPriority="51"/>
-    <w:lsdException w:name="Grid Table 7 Colorful Accent 2" w:uiPriority="52"/>
-    <w:lsdException w:name="Grid Table 1 Light Accent 3" w:uiPriority="46"/>
-    <w:lsdException w:name="Grid Table 2 Accent 3" w:uiPriority="47"/>
-    <w:lsdException w:name="Grid Table 3 Accent 3" w:uiPriority="48"/>
-    <w:lsdException w:name="Grid Table 4 Accent 3" w:uiPriority="49"/>
-    <w:lsdException w:name="Grid Table 5 Dark Accent 3" w:uiPriority="50"/>
-    <w:lsdException w:name="Grid Table 6 Colorful Accent 3" w:uiPriority="51"/>
-    <w:lsdException w:name="Grid Table 7 Colorful Accent 3" w:uiPriority="52"/>
-    <w:lsdException w:name="Grid Table 1 Light Accent 4" w:uiPriority="46"/>
-    <w:lsdException w:name="Grid Table 2 Accent 4" w:uiPriority="47"/>
-    <w:lsdException w:name="Grid Table 3 Accent 4" w:uiPriority="48"/>
-    <w:lsdException w:name="Grid Table 4 Accent 4" w:uiPriority="49"/>
-    <w:lsdException w:name="Grid Table 5 Dark Accent 4" w:uiPriority="50"/>
-    <w:lsdException w:name="Grid Table 6 Colorful Accent 4" w:uiPriority="51"/>
-    <w:lsdException w:name="Grid Table 7 Colorful Accent 4" w:uiPriority="52"/>
-    <w:lsdException w:name="Grid Table 1 Light Accent 5" w:uiPriority="46"/>
-    <w:lsdException w:name="Grid Table 2 Accent 5" w:uiPriority="47"/>
-    <w:lsdException w:name="Grid Table 3 Accent 5" w:uiPriority="48"/>
-    <w:lsdException w:name="Grid Table 4 Accent 5" w:uiPriority="49"/>
-    <w:lsdException w:name="Grid Table 5 Dark Accent 5" w:uiPriority="50"/>
-    <w:lsdException w:name="Grid Table 6 Colorful Accent 5" w:uiPriority="51"/>
-    <w:lsdException w:name="Grid Table 7 Colorful Accent 5" w:uiPriority="52"/>
-    <w:lsdException w:name="Grid Table 1 Light Accent 6" w:uiPriority="46"/>
-    <w:lsdException w:name="Grid Table 2 Accent 6" w:uiPriority="47"/>
-    <w:lsdException w:name="Grid Table 3 Accent 6" w:uiPriority="48"/>
-    <w:lsdException w:name="Grid Table 4 Accent 6" w:uiPriority="49"/>
-    <w:lsdException w:name="Grid Table 5 Dark Accent 6" w:uiPriority="50"/>
-    <w:lsdException w:name="Grid Table 6 Colorful Accent 6" w:uiPriority="51"/>
-    <w:lsdException w:name="Grid Table 7 Colorful Accent 6" w:uiPriority="52"/>
-    <w:lsdException w:name="List Table 1 Light" w:uiPriority="46"/>
-    <w:lsdException w:name="List Table 2" w:uiPriority="47"/>
-    <w:lsdException w:name="List Table 3" w:uiPriority="48"/>
-    <w:lsdException w:name="List Table 4" w:uiPriority="49"/>
-    <w:lsdException w:name="List Table 5 Dark" w:uiPriority="50"/>
-    <w:lsdException w:name="List Table 6 Colorful" w:uiPriority="51"/>
-    <w:lsdException w:name="List Table 7 Colorful" w:uiPriority="52"/>
-    <w:lsdException w:name="List Table 1 Light Accent 1" w:uiPriority="46"/>
-    <w:lsdException w:name="List Table 2 Accent 1" w:uiPriority="47"/>
-    <w:lsdException w:name="List Table 3 Accent 1" w:uiPriority="48"/>
-    <w:lsdException w:name="List Table 4 Accent 1" w:uiPriority="49"/>
-    <w:lsdException w:name="List Table 5 Dark Accent 1" w:uiPriority="50"/>
-    <w:lsdException w:name="List Table 6 Colorful Accent 1" w:uiPriority="51"/>
-    <w:lsdException w:name="List Table 7 Colorful Accent 1" w:uiPriority="52"/>
-    <w:lsdException w:name="List Table 1 Light Accent 2" w:uiPriority="46"/>
-    <w:lsdException w:name="List Table 2 Accent 2" w:uiPriority="47"/>
-    <w:lsdException w:name="List Table 3 Accent 2" w:uiPriority="48"/>
-    <w:lsdException w:name="List Table 4 Accent 2" w:uiPriority="49"/>
-    <w:lsdException w:name="List Table 5 Dark Accent 2" w:uiPriority="50"/>
-    <w:lsdException w:name="List Table 6 Colorful Accent 2" w:uiPriority="51"/>
-    <w:lsdException w:name="List Table 7 Colorful Accent 2" w:uiPriority="52"/>
-    <w:lsdException w:name="List Table 1 Light Accent 3" w:uiPriority="46"/>
-    <w:lsdException w:name="List Table 2 Accent 3" w:uiPriority="47"/>
-    <w:lsdException w:name="List Table 3 Accent 3" w:uiPriority="48"/>
-    <w:lsdException w:name="List Table 4 Accent 3" w:uiPriority="49"/>
-    <w:lsdException w:name="List Table 5 Dark Accent 3" w:uiPriority="50"/>
-    <w:lsdException w:name="List Table 6 Colorful Accent 3" w:uiPriority="51"/>
-    <w:lsdException w:name="List Table 7 Colorful Accent 3" w:uiPriority="52"/>
-    <w:lsdException w:name="List Table 1 Light Accent 4" w:uiPriority="46"/>
-    <w:lsdException w:name="List Table 2 Accent 4" w:uiPriority="47"/>
-    <w:lsdException w:name="List Table 3 Accent 4" w:uiPriority="48"/>
-    <w:lsdException w:name="List Table 4 Accent 4" w:uiPriority="49"/>
-    <w:lsdException w:name="List Table 5 Dark Accent 4" w:uiPriority="50"/>
-    <w:lsdException w:name="List Table 6 Colorful Accent 4" w:uiPriority="51"/>
-    <w:lsdException w:name="List Table 7 Colorful Accent 4" w:uiPriority="52"/>
-    <w:lsdException w:name="List Table 1 Light Accent 5" w:uiPriority="46"/>
-    <w:lsdException w:name="List Table 2 Accent 5" w:uiPriority="47"/>
-    <w:lsdException w:name="List Table 3 Accent 5" w:uiPriority="48"/>
-    <w:lsdException w:name="List Table 4 Accent 5" w:uiPriority="49"/>
-    <w:lsdException w:name="List Table 5 Dark Accent 5" w:uiPriority="50"/>
-    <w:lsdException w:name="List Table 6 Colorful Accent 5" w:uiPriority="51"/>
-    <w:lsdException w:name="List Table 7 Colorful Accent 5" w:uiPriority="52"/>
-    <w:lsdException w:name="List Table 1 Light Accent 6" w:uiPriority="46"/>
-    <w:lsdException w:name="List Table 2 Accent 6" w:uiPriority="47"/>
-    <w:lsdException w:name="List Table 3 Accent 6" w:uiPriority="48"/>
-    <w:lsdException w:name="List Table 4 Accent 6" w:uiPriority="49"/>
-    <w:lsdException w:name="List Table 5 Dark Accent 6" w:uiPriority="50"/>
-    <w:lsdException w:name="List Table 6 Colorful Accent 6" w:uiPriority="51"/>
-    <w:lsdException w:name="List Table 7 Colorful Accent 6" w:uiPriority="52"/>
-    <w:lsdException w:name="Mention" w:uiPriority="99" w:semiHidden="1" w:unhideWhenUsed="1"/>
-    <w:lsdException w:name="Smart Hyperlink" w:uiPriority="99" w:semiHidden="1" w:unhideWhenUsed="1"/>
-    <w:lsdException w:name="Hashtag" w:uiPriority="99" w:semiHidden="1" w:unhideWhenUsed="1"/>
-    <w:lsdException w:name="Unresolved Mention" w:uiPriority="99" w:semiHidden="1" w:unhideWhenUsed="1"/>
-    <w:lsdException w:name="Smart Link" w:uiPriority="99" w:semiHidden="1" w:unhideWhenUsed="1"/>
-  </w:latentStyles>
-  <w:style w:type="paragraph" w:styleId="Normal" w:default="1">
+  <w:style w:type="paragraph" w:styleId="Normal">
     <w:name w:val="Normal"/>
     <w:qFormat/>
     <w:pPr>
       <w:widowControl/>
       <w:suppressAutoHyphens w:val="true"/>
+      <w:kinsoku w:val="true"/>
+      <w:overflowPunct w:val="true"/>
+      <w:autoSpaceDE w:val="true"/>
       <w:bidi w:val="0"/>
       <w:spacing w:before="0" w:after="0"/>
       <w:jc w:val="center"/>
@@ -3837,7 +3268,6 @@
     <w:basedOn w:val="Normal"/>
     <w:next w:val="Normal"/>
     <w:qFormat/>
-    <w:rsid w:val="006b6b66"/>
     <w:pPr>
       <w:keepNext w:val="true"/>
       <w:keepLines/>
@@ -3862,7 +3292,6 @@
     <w:basedOn w:val="Normal"/>
     <w:next w:val="Normal"/>
     <w:qFormat/>
-    <w:rsid w:val="00ed0149"/>
     <w:pPr>
       <w:keepNext w:val="true"/>
       <w:keepLines/>
@@ -3888,7 +3317,6 @@
     <w:basedOn w:val="Normal"/>
     <w:next w:val="Normal"/>
     <w:qFormat/>
-    <w:rsid w:val="00794804"/>
     <w:pPr>
       <w:numPr>
         <w:ilvl w:val="2"/>
@@ -3909,7 +3337,6 @@
     <w:basedOn w:val="Normal"/>
     <w:next w:val="Normal"/>
     <w:qFormat/>
-    <w:rsid w:val="00794804"/>
     <w:pPr>
       <w:numPr>
         <w:ilvl w:val="3"/>
@@ -3934,6 +3361,10 @@
     <w:next w:val="Normal"/>
     <w:qFormat/>
     <w:pPr>
+      <w:numPr>
+        <w:ilvl w:val="0"/>
+        <w:numId w:val="0"/>
+      </w:numPr>
       <w:tabs>
         <w:tab w:val="clear" w:pos="720"/>
         <w:tab w:val="left" w:pos="360" w:leader="none"/>
@@ -3945,37 +3376,31 @@
       <w:smallCaps/>
     </w:rPr>
   </w:style>
-  <w:style w:type="character" w:styleId="DefaultParagraphFont" w:default="1">
+  <w:style w:type="character" w:styleId="DefaultParagraphFont">
     <w:name w:val="Default Paragraph Font"/>
-    <w:uiPriority w:val="1"/>
-    <w:semiHidden/>
-    <w:unhideWhenUsed/>
     <w:qFormat/>
     <w:rPr/>
   </w:style>
-  <w:style w:type="character" w:styleId="BodyTextChar" w:customStyle="1">
+  <w:style w:type="character" w:styleId="BodyTextChar">
     <w:name w:val="Body Text Char"/>
     <w:qFormat/>
-    <w:rsid w:val="00e7596c"/>
     <w:rPr>
       <w:spacing w:val="-1"/>
       <w:lang w:val="x-none" w:eastAsia="x-none"/>
     </w:rPr>
   </w:style>
-  <w:style w:type="character" w:styleId="HeaderChar" w:customStyle="1">
+  <w:style w:type="character" w:styleId="HeaderChar">
     <w:name w:val="Header Char"/>
     <w:basedOn w:val="DefaultParagraphFont"/>
     <w:link w:val="Header"/>
     <w:qFormat/>
-    <w:rsid w:val="001a3b3d"/>
     <w:rPr/>
   </w:style>
-  <w:style w:type="character" w:styleId="FooterChar" w:customStyle="1">
+  <w:style w:type="character" w:styleId="FooterChar">
     <w:name w:val="Footer Char"/>
     <w:basedOn w:val="DefaultParagraphFont"/>
     <w:link w:val="Footer"/>
     <w:qFormat/>
-    <w:rsid w:val="001a3b3d"/>
     <w:rPr/>
   </w:style>
   <w:style w:type="character" w:styleId="Hyperlink">
@@ -4004,7 +3429,6 @@
     <w:name w:val="Body Text"/>
     <w:basedOn w:val="Normal"/>
     <w:link w:val="BodyTextChar"/>
-    <w:rsid w:val="00e7596c"/>
     <w:pPr>
       <w:tabs>
         <w:tab w:val="clear" w:pos="720"/>
@@ -4054,12 +3478,15 @@
       <w:rFonts w:cs="Noto Sans Devanagari"/>
     </w:rPr>
   </w:style>
-  <w:style w:type="paragraph" w:styleId="Abstract" w:customStyle="1">
+  <w:style w:type="paragraph" w:styleId="Abstract">
     <w:name w:val="Abstract"/>
     <w:qFormat/>
-    <w:rsid w:val="00972203"/>
     <w:pPr>
       <w:widowControl/>
+      <w:suppressAutoHyphens w:val="true"/>
+      <w:kinsoku w:val="true"/>
+      <w:overflowPunct w:val="true"/>
+      <w:autoSpaceDE w:val="true"/>
       <w:bidi w:val="0"/>
       <w:spacing w:before="0" w:after="200"/>
       <w:ind w:firstLine="272"/>
@@ -4076,11 +3503,15 @@
       <w:lang w:val="en-US" w:eastAsia="en-US" w:bidi="ar-SA"/>
     </w:rPr>
   </w:style>
-  <w:style w:type="paragraph" w:styleId="Affiliation" w:customStyle="1">
+  <w:style w:type="paragraph" w:styleId="Affiliation">
     <w:name w:val="Affiliation"/>
     <w:qFormat/>
     <w:pPr>
       <w:widowControl/>
+      <w:suppressAutoHyphens w:val="true"/>
+      <w:kinsoku w:val="true"/>
+      <w:overflowPunct w:val="true"/>
+      <w:autoSpaceDE w:val="true"/>
       <w:bidi w:val="0"/>
       <w:spacing w:before="0" w:after="0"/>
       <w:jc w:val="center"/>
@@ -4094,11 +3525,15 @@
       <w:lang w:val="en-US" w:eastAsia="en-US" w:bidi="ar-SA"/>
     </w:rPr>
   </w:style>
-  <w:style w:type="paragraph" w:styleId="Author" w:customStyle="1">
+  <w:style w:type="paragraph" w:styleId="Author">
     <w:name w:val="Author"/>
     <w:qFormat/>
     <w:pPr>
       <w:widowControl/>
+      <w:suppressAutoHyphens w:val="true"/>
+      <w:kinsoku w:val="true"/>
+      <w:overflowPunct w:val="true"/>
+      <w:autoSpaceDE w:val="true"/>
       <w:bidi w:val="0"/>
       <w:spacing w:before="360" w:after="40"/>
       <w:jc w:val="center"/>
@@ -4112,11 +3547,10 @@
       <w:lang w:val="en-US" w:eastAsia="en-US" w:bidi="ar-SA"/>
     </w:rPr>
   </w:style>
-  <w:style w:type="paragraph" w:styleId="bulletlist" w:customStyle="1">
+  <w:style w:type="paragraph" w:styleId="bulletlist">
     <w:name w:val="bullet list"/>
     <w:basedOn w:val="BodyText"/>
     <w:qFormat/>
-    <w:rsid w:val="001b67dc"/>
     <w:pPr>
       <w:numPr>
         <w:ilvl w:val="0"/>
@@ -4126,11 +3560,10 @@
     </w:pPr>
     <w:rPr/>
   </w:style>
-  <w:style w:type="paragraph" w:styleId="equation" w:customStyle="1">
+  <w:style w:type="paragraph" w:styleId="equation">
     <w:name w:val="equation"/>
     <w:basedOn w:val="Normal"/>
     <w:qFormat/>
-    <w:rsid w:val="008a2c7d"/>
     <w:pPr>
       <w:tabs>
         <w:tab w:val="clear" w:pos="720"/>
@@ -4143,10 +3576,9 @@
       <w:rFonts w:ascii="Symbol" w:hAnsi="Symbol" w:cs="Symbol"/>
     </w:rPr>
   </w:style>
-  <w:style w:type="paragraph" w:styleId="figurecaption" w:customStyle="1">
+  <w:style w:type="paragraph" w:styleId="figurecaption">
     <w:name w:val="figure caption"/>
     <w:qFormat/>
-    <w:rsid w:val="005b0344"/>
     <w:pPr>
       <w:widowControl/>
       <w:numPr>
@@ -4157,6 +3589,10 @@
         <w:tab w:val="clear" w:pos="720"/>
         <w:tab w:val="left" w:pos="533" w:leader="none"/>
       </w:tabs>
+      <w:suppressAutoHyphens w:val="true"/>
+      <w:kinsoku w:val="true"/>
+      <w:overflowPunct w:val="true"/>
+      <w:autoSpaceDE w:val="true"/>
       <w:bidi w:val="0"/>
       <w:spacing w:before="80" w:after="200"/>
       <w:ind w:hanging="0" w:start="0"/>
@@ -4171,7 +3607,7 @@
       <w:lang w:val="en-US" w:eastAsia="en-US" w:bidi="ar-SA"/>
     </w:rPr>
   </w:style>
-  <w:style w:type="paragraph" w:styleId="footnote" w:customStyle="1">
+  <w:style w:type="paragraph" w:styleId="footnote">
     <w:name w:val="footnote"/>
     <w:qFormat/>
     <w:pPr>
@@ -4180,6 +3616,10 @@
         <w:ilvl w:val="0"/>
         <w:numId w:val="4"/>
       </w:numPr>
+      <w:suppressAutoHyphens w:val="true"/>
+      <w:kinsoku w:val="true"/>
+      <w:overflowPunct w:val="true"/>
+      <w:autoSpaceDE w:val="true"/>
       <w:bidi w:val="0"/>
       <w:spacing w:before="0" w:after="40"/>
       <w:jc w:val="start"/>
@@ -4193,17 +3633,21 @@
       <w:lang w:val="en-US" w:eastAsia="en-US" w:bidi="ar-SA"/>
     </w:rPr>
   </w:style>
-  <w:style w:type="paragraph" w:styleId="papersubtitle" w:customStyle="1">
+  <w:style w:type="paragraph" w:styleId="papersubtitle">
     <w:name w:val="paper subtitle"/>
     <w:qFormat/>
     <w:pPr>
       <w:widowControl/>
+      <w:suppressAutoHyphens w:val="true"/>
+      <w:kinsoku w:val="true"/>
+      <w:overflowPunct w:val="true"/>
+      <w:autoSpaceDE w:val="true"/>
       <w:bidi w:val="0"/>
       <w:spacing w:before="0" w:after="120"/>
       <w:jc w:val="center"/>
     </w:pPr>
     <w:rPr>
-      <w:rFonts w:eastAsia="MS Mincho" w:ascii="Times New Roman" w:hAnsi="Times New Roman" w:cs="Times New Roman"/>
+      <w:rFonts w:ascii="Times New Roman" w:hAnsi="Times New Roman" w:eastAsia="MS Mincho" w:cs="Times New Roman"/>
       <w:color w:val="auto"/>
       <w:kern w:val="0"/>
       <w:sz w:val="28"/>
@@ -4211,17 +3655,21 @@
       <w:lang w:val="en-US" w:eastAsia="en-US" w:bidi="ar-SA"/>
     </w:rPr>
   </w:style>
-  <w:style w:type="paragraph" w:styleId="papertitle" w:customStyle="1">
+  <w:style w:type="paragraph" w:styleId="papertitle">
     <w:name w:val="paper title"/>
     <w:qFormat/>
     <w:pPr>
       <w:widowControl/>
+      <w:suppressAutoHyphens w:val="true"/>
+      <w:kinsoku w:val="true"/>
+      <w:overflowPunct w:val="true"/>
+      <w:autoSpaceDE w:val="true"/>
       <w:bidi w:val="0"/>
       <w:spacing w:before="0" w:after="120"/>
       <w:jc w:val="center"/>
     </w:pPr>
     <w:rPr>
-      <w:rFonts w:eastAsia="MS Mincho" w:ascii="Times New Roman" w:hAnsi="Times New Roman" w:cs="Times New Roman"/>
+      <w:rFonts w:ascii="Times New Roman" w:hAnsi="Times New Roman" w:eastAsia="MS Mincho" w:cs="Times New Roman"/>
       <w:color w:val="auto"/>
       <w:kern w:val="0"/>
       <w:sz w:val="48"/>
@@ -4229,7 +3677,7 @@
       <w:lang w:val="en-US" w:eastAsia="en-US" w:bidi="ar-SA"/>
     </w:rPr>
   </w:style>
-  <w:style w:type="paragraph" w:styleId="references" w:customStyle="1">
+  <w:style w:type="paragraph" w:styleId="references">
     <w:name w:val="references"/>
     <w:qFormat/>
     <w:pPr>
@@ -4238,12 +3686,16 @@
         <w:ilvl w:val="0"/>
         <w:numId w:val="5"/>
       </w:numPr>
+      <w:suppressAutoHyphens w:val="true"/>
+      <w:kinsoku w:val="true"/>
+      <w:overflowPunct w:val="true"/>
+      <w:autoSpaceDE w:val="true"/>
       <w:bidi w:val="0"/>
       <w:spacing w:lineRule="exact" w:line="180" w:before="0" w:after="50"/>
       <w:jc w:val="both"/>
     </w:pPr>
     <w:rPr>
-      <w:rFonts w:eastAsia="MS Mincho" w:ascii="Times New Roman" w:hAnsi="Times New Roman" w:cs="Times New Roman"/>
+      <w:rFonts w:ascii="Times New Roman" w:hAnsi="Times New Roman" w:eastAsia="MS Mincho" w:cs="Times New Roman"/>
       <w:color w:val="auto"/>
       <w:kern w:val="0"/>
       <w:sz w:val="16"/>
@@ -4251,7 +3703,7 @@
       <w:lang w:val="en-US" w:eastAsia="en-US" w:bidi="ar-SA"/>
     </w:rPr>
   </w:style>
-  <w:style w:type="paragraph" w:styleId="sponsors" w:customStyle="1">
+  <w:style w:type="paragraph" w:styleId="sponsors">
     <w:name w:val="sponsors"/>
     <w:qFormat/>
     <w:pPr>
@@ -4259,6 +3711,10 @@
       <w:pBdr>
         <w:top w:val="single" w:sz="4" w:space="2" w:color="000000"/>
       </w:pBdr>
+      <w:suppressAutoHyphens w:val="true"/>
+      <w:kinsoku w:val="true"/>
+      <w:overflowPunct w:val="true"/>
+      <w:autoSpaceDE w:val="true"/>
       <w:bidi w:val="0"/>
       <w:spacing w:before="0" w:after="0"/>
       <w:ind w:firstLine="288"/>
@@ -4273,7 +3729,7 @@
       <w:lang w:val="en-US" w:eastAsia="en-US" w:bidi="ar-SA"/>
     </w:rPr>
   </w:style>
-  <w:style w:type="paragraph" w:styleId="tablecolhead" w:customStyle="1">
+  <w:style w:type="paragraph" w:styleId="tablecolhead">
     <w:name w:val="table col head"/>
     <w:basedOn w:val="Normal"/>
     <w:qFormat/>
@@ -4285,7 +3741,7 @@
       <w:szCs w:val="16"/>
     </w:rPr>
   </w:style>
-  <w:style w:type="paragraph" w:styleId="tablecolsubhead" w:customStyle="1">
+  <w:style w:type="paragraph" w:styleId="tablecolsubhead">
     <w:name w:val="table col subhead"/>
     <w:basedOn w:val="tablecolhead"/>
     <w:qFormat/>
@@ -4297,11 +3753,15 @@
       <w:szCs w:val="15"/>
     </w:rPr>
   </w:style>
-  <w:style w:type="paragraph" w:styleId="tablecopy" w:customStyle="1">
+  <w:style w:type="paragraph" w:styleId="tablecopy">
     <w:name w:val="table copy"/>
     <w:qFormat/>
     <w:pPr>
       <w:widowControl/>
+      <w:suppressAutoHyphens w:val="true"/>
+      <w:kinsoku w:val="true"/>
+      <w:overflowPunct w:val="true"/>
+      <w:autoSpaceDE w:val="true"/>
       <w:bidi w:val="0"/>
       <w:spacing w:before="0" w:after="0"/>
       <w:jc w:val="both"/>
@@ -4315,16 +3775,19 @@
       <w:lang w:val="en-US" w:eastAsia="en-US" w:bidi="ar-SA"/>
     </w:rPr>
   </w:style>
-  <w:style w:type="paragraph" w:styleId="tablefootnote" w:customStyle="1">
+  <w:style w:type="paragraph" w:styleId="tablefootnote">
     <w:name w:val="table footnote"/>
     <w:qFormat/>
-    <w:rsid w:val="005e2800"/>
     <w:pPr>
       <w:widowControl/>
       <w:numPr>
         <w:ilvl w:val="0"/>
         <w:numId w:val="7"/>
       </w:numPr>
+      <w:suppressAutoHyphens w:val="true"/>
+      <w:kinsoku w:val="true"/>
+      <w:overflowPunct w:val="true"/>
+      <w:autoSpaceDE w:val="true"/>
       <w:bidi w:val="0"/>
       <w:spacing w:before="60" w:after="30"/>
       <w:ind w:hanging="29" w:start="58"/>
@@ -4339,7 +3802,7 @@
       <w:lang w:val="en-US" w:eastAsia="en-US" w:bidi="ar-SA"/>
     </w:rPr>
   </w:style>
-  <w:style w:type="paragraph" w:styleId="tablehead" w:customStyle="1">
+  <w:style w:type="paragraph" w:styleId="tablehead">
     <w:name w:val="table head"/>
     <w:qFormat/>
     <w:pPr>
@@ -4348,6 +3811,10 @@
         <w:ilvl w:val="0"/>
         <w:numId w:val="6"/>
       </w:numPr>
+      <w:suppressAutoHyphens w:val="true"/>
+      <w:kinsoku w:val="true"/>
+      <w:overflowPunct w:val="true"/>
+      <w:autoSpaceDE w:val="true"/>
       <w:bidi w:val="0"/>
       <w:spacing w:lineRule="auto" w:line="216" w:before="240" w:after="120"/>
       <w:jc w:val="center"/>
@@ -4362,11 +3829,10 @@
       <w:lang w:val="en-US" w:eastAsia="en-US" w:bidi="ar-SA"/>
     </w:rPr>
   </w:style>
-  <w:style w:type="paragraph" w:styleId="Keywords" w:customStyle="1">
+  <w:style w:type="paragraph" w:styleId="Keywords">
     <w:name w:val="Keywords"/>
     <w:basedOn w:val="Abstract"/>
     <w:qFormat/>
-    <w:rsid w:val="00f9441b"/>
     <w:pPr>
       <w:spacing w:before="0" w:after="120"/>
       <w:ind w:firstLine="274"/>
@@ -4386,7 +3852,6 @@
     <w:name w:val="header"/>
     <w:basedOn w:val="Normal"/>
     <w:link w:val="HeaderChar"/>
-    <w:rsid w:val="001a3b3d"/>
     <w:pPr>
       <w:tabs>
         <w:tab w:val="clear" w:pos="720"/>
@@ -4400,7 +3865,6 @@
     <w:name w:val="footer"/>
     <w:basedOn w:val="Normal"/>
     <w:link w:val="FooterChar"/>
-    <w:rsid w:val="001a3b3d"/>
     <w:pPr>
       <w:tabs>
         <w:tab w:val="clear" w:pos="720"/>
@@ -4417,26 +3881,19 @@
     <w:pPr/>
     <w:rPr/>
   </w:style>
-  <w:style w:type="numbering" w:styleId="NoList" w:default="1">
+  <w:style w:type="paragraph" w:styleId="TableContents">
+    <w:name w:val="Table Contents"/>
+    <w:basedOn w:val="Normal"/>
+    <w:qFormat/>
+    <w:pPr>
+      <w:widowControl w:val="false"/>
+      <w:suppressLineNumbers/>
+    </w:pPr>
+    <w:rPr/>
+  </w:style>
+  <w:style w:type="numbering" w:styleId="NoList">
     <w:name w:val="No List"/>
-    <w:uiPriority w:val="99"/>
-    <w:semiHidden/>
-    <w:unhideWhenUsed/>
     <w:qFormat/>
-  </w:style>
-  <w:style w:type="table" w:default="1" w:styleId="TableNormal">
-    <w:name w:val="Normal Table"/>
-    <w:uiPriority w:val="99"/>
-    <w:semiHidden/>
-    <w:unhideWhenUsed/>
-    <w:tblPr>
-      <w:tblCellMar>
-        <w:top w:w="0" w:type="dxa"/>
-        <w:start w:w="108" w:type="dxa"/>
-        <w:bottom w:w="0" w:type="dxa"/>
-        <w:end w:w="108" w:type="dxa"/>
-      </w:tblCellMar>
-    </w:tblPr>
   </w:style>
 </w:styles>
 </file>
@@ -4484,14 +3941,14 @@
     </a:clrScheme>
     <a:fontScheme name="Office">
       <a:majorFont>
-        <a:latin typeface="Calibri Light" panose="020F0302020204030204" pitchFamily="0" charset="1"/>
-        <a:ea typeface=""/>
-        <a:cs typeface=""/>
+        <a:latin typeface="Arial" pitchFamily="0" charset="1"/>
+        <a:ea typeface="DejaVu Sans" pitchFamily="0" charset="1"/>
+        <a:cs typeface="DejaVu Sans" pitchFamily="0" charset="1"/>
       </a:majorFont>
       <a:minorFont>
-        <a:latin typeface="Calibri" panose="020F0502020204030204" pitchFamily="0" charset="1"/>
-        <a:ea typeface=""/>
-        <a:cs typeface=""/>
+        <a:latin typeface="Arial" pitchFamily="0" charset="1"/>
+        <a:ea typeface="DejaVu Sans" pitchFamily="0" charset="1"/>
+        <a:cs typeface="DejaVu Sans" pitchFamily="0" charset="1"/>
       </a:minorFont>
     </a:fontScheme>
     <a:fmtScheme>
@@ -4499,67 +3956,25 @@
         <a:solidFill>
           <a:schemeClr val="phClr"/>
         </a:solidFill>
-        <a:gradFill>
-          <a:gsLst>
-            <a:gs pos="0">
-              <a:schemeClr val="phClr">
-                <a:lumMod val="110000"/>
-                <a:tint val="67000"/>
-              </a:schemeClr>
-            </a:gs>
-            <a:gs pos="50">
-              <a:schemeClr val="phClr">
-                <a:lumMod val="105000"/>
-                <a:tint val="73000"/>
-              </a:schemeClr>
-            </a:gs>
-            <a:gs pos="100">
-              <a:schemeClr val="phClr">
-                <a:lumMod val="105000"/>
-                <a:tint val="81000"/>
-              </a:schemeClr>
-            </a:gs>
-          </a:gsLst>
-          <a:lin ang="5400000" scaled="0"/>
-          <a:tileRect l="0" t="0" r="0" b="0"/>
-        </a:gradFill>
-        <a:gradFill>
-          <a:gsLst>
-            <a:gs pos="0">
-              <a:schemeClr val="phClr">
-                <a:lumMod val="102000"/>
-                <a:tint val="94000"/>
-              </a:schemeClr>
-            </a:gs>
-            <a:gs pos="50">
-              <a:schemeClr val="phClr">
-                <a:lumMod val="100000"/>
-                <a:shade val="100000"/>
-              </a:schemeClr>
-            </a:gs>
-            <a:gs pos="100">
-              <a:schemeClr val="phClr">
-                <a:lumMod val="99000"/>
-                <a:shade val="78000"/>
-              </a:schemeClr>
-            </a:gs>
-          </a:gsLst>
-          <a:lin ang="5400000" scaled="0"/>
-          <a:tileRect l="0" t="0" r="0" b="0"/>
-        </a:gradFill>
+        <a:solidFill>
+          <a:schemeClr val="phClr"/>
+        </a:solidFill>
+        <a:solidFill>
+          <a:schemeClr val="phClr"/>
+        </a:solidFill>
       </a:fillStyleLst>
       <a:lnStyleLst>
         <a:ln w="6350" cap="flat" cmpd="sng" algn="ctr">
           <a:prstDash val="solid"/>
-          <a:miter lim="800"/>
+          <a:miter/>
         </a:ln>
-        <a:ln w="12700" cap="flat" cmpd="sng" algn="ctr">
+        <a:ln w="6350" cap="flat" cmpd="sng" algn="ctr">
           <a:prstDash val="solid"/>
-          <a:miter lim="800"/>
+          <a:miter/>
         </a:ln>
-        <a:ln w="19050" cap="flat" cmpd="sng" algn="ctr">
+        <a:ln w="6350" cap="flat" cmpd="sng" algn="ctr">
           <a:prstDash val="solid"/>
-          <a:miter lim="800"/>
+          <a:miter/>
         </a:ln>
       </a:lnStyleLst>
       <a:effectStyleLst>
@@ -4578,49 +3993,13 @@
           <a:schemeClr val="phClr"/>
         </a:solidFill>
         <a:solidFill>
-          <a:schemeClr val="phClr">
-            <a:tint val="95000"/>
-          </a:schemeClr>
+          <a:schemeClr val="phClr"/>
         </a:solidFill>
-        <a:gradFill>
-          <a:gsLst>
-            <a:gs pos="0">
-              <a:schemeClr val="phClr">
-                <a:tint val="93000"/>
-                <a:shade val="98000"/>
-                <a:lumMod val="102000"/>
-              </a:schemeClr>
-            </a:gs>
-            <a:gs pos="50">
-              <a:schemeClr val="phClr">
-                <a:tint val="98000"/>
-                <a:shade val="90000"/>
-                <a:lumMod val="103000"/>
-              </a:schemeClr>
-            </a:gs>
-            <a:gs pos="100">
-              <a:schemeClr val="phClr">
-                <a:shade val="63000"/>
-              </a:schemeClr>
-            </a:gs>
-          </a:gsLst>
-          <a:lin ang="5400000" scaled="0"/>
-          <a:tileRect l="0" t="0" r="0" b="0"/>
-        </a:gradFill>
+        <a:solidFill>
+          <a:schemeClr val="phClr"/>
+        </a:solidFill>
       </a:bgFillStyleLst>
     </a:fmtScheme>
   </a:themeElements>
 </a:theme>
-</file>
-
-<file path=customXml/item1.xml><?xml version="1.0" encoding="utf-8"?>
-<b:Sources xmlns:b="http://schemas.openxmlformats.org/officeDocument/2006/bibliography" xmlns="http://schemas.openxmlformats.org/officeDocument/2006/bibliography" SelectedStyle="\APA.XSL" StyleName="APA"/>
-</file>
-
-<file path=customXml/itemProps1.xml><?xml version="1.0" encoding="utf-8"?>
-<ds:datastoreItem xmlns:ds="http://purl.oclc.org/ooxml/officeDocument/customXml" ds:itemID="{9E966C7F-158E-4883-86A6-4454069232BB}">
-  <ds:schemaRefs>
-    <ds:schemaRef ds:uri="http://schemas.openxmlformats.org/officeDocument/2006/bibliography"/>
-  </ds:schemaRefs>
-</ds:datastoreItem>
 </file>
--- a/DOCUMENTATION/RESEARCH-PAPER/AUTOMOTIVE-DIAGNOSTIC-AND-ACTIVITY-MONITORING-SYSTEM.docx
+++ b/DOCUMENTATION/RESEARCH-PAPER/AUTOMOTIVE-DIAGNOSTIC-AND-ACTIVITY-MONITORING-SYSTEM.docx
@@ -53,8 +53,9 @@
     <w:p>
       <w:pPr>
         <w:sectPr>
-          <w:footerReference w:type="default" r:id="rId2"/>
-          <w:footerReference w:type="first" r:id="rId3"/>
+          <w:footerReference w:type="even" r:id="rId2"/>
+          <w:footerReference w:type="default" r:id="rId3"/>
+          <w:footerReference w:type="first" r:id="rId4"/>
           <w:type w:val="nextPage"/>
           <w:pgSz w:w="11906" w:h="16838"/>
           <w:pgMar w:left="893" w:right="893" w:gutter="0" w:header="0" w:top="540" w:footer="720" w:bottom="1440"/>
@@ -146,7 +147,10 @@
         </w:rPr>
       </w:pPr>
       <w:r>
-        <w:rPr/>
+        <w:rPr>
+          <w:sz w:val="18"/>
+          <w:szCs w:val="18"/>
+        </w:rPr>
       </w:r>
     </w:p>
     <w:p>
@@ -167,24 +171,15 @@
           <w:sz w:val="18"/>
           <w:szCs w:val="18"/>
         </w:rPr>
-        <w:t>line 1: 2</w:t>
+        <w:t>Mangesh Phadte</w:t>
       </w:r>
       <w:r>
         <w:rPr>
           <w:sz w:val="18"/>
           <w:szCs w:val="18"/>
-          <w:vertAlign w:val="superscript"/>
-        </w:rPr>
-        <w:t>nd</w:t>
-      </w:r>
-      <w:r>
-        <w:rPr>
-          <w:sz w:val="18"/>
-          <w:szCs w:val="18"/>
-        </w:rPr>
-        <w:t xml:space="preserve"> Given Name Surname</w:t>
+        </w:rPr>
         <w:br/>
-        <w:t xml:space="preserve">line 2: </w:t>
+        <w:t>Department of Computer Engineering</w:t>
       </w:r>
       <w:r>
         <w:rPr>
@@ -192,8 +187,6 @@
           <w:sz w:val="18"/>
           <w:szCs w:val="18"/>
         </w:rPr>
-        <w:t xml:space="preserve">dept. name of organization </w:t>
-        <w:br/>
         <w:t xml:space="preserve">(of </w:t>
       </w:r>
       <w:r>
@@ -219,7 +212,7 @@
           <w:szCs w:val="18"/>
         </w:rPr>
         <w:br/>
-        <w:t xml:space="preserve">line 3: </w:t>
+        <w:t>Padre Conceicao College Of Engineering</w:t>
       </w:r>
       <w:r>
         <w:rPr>
@@ -227,17 +220,15 @@
           <w:sz w:val="18"/>
           <w:szCs w:val="18"/>
         </w:rPr>
-        <w:t xml:space="preserve">name of organization </w:t>
+        <w:t>(Goa University)</w:t>
         <w:br/>
-        <w:t>(of Affiliation)</w:t>
-        <w:br/>
+        <w:t>Verna,Goa</w:t>
       </w:r>
       <w:r>
         <w:rPr>
           <w:sz w:val="18"/>
           <w:szCs w:val="18"/>
         </w:rPr>
-        <w:t>line 4: City, Country</w:t>
         <w:br/>
         <w:t>line 5: email address or ORCID</w:t>
       </w:r>
@@ -260,24 +251,15 @@
           <w:sz w:val="18"/>
           <w:szCs w:val="18"/>
         </w:rPr>
-        <w:t>line 1: 3</w:t>
+        <w:t>Chetan Naik</w:t>
       </w:r>
       <w:r>
         <w:rPr>
           <w:sz w:val="18"/>
           <w:szCs w:val="18"/>
-          <w:vertAlign w:val="superscript"/>
-        </w:rPr>
-        <w:t>rd</w:t>
-      </w:r>
-      <w:r>
-        <w:rPr>
-          <w:sz w:val="18"/>
-          <w:szCs w:val="18"/>
-        </w:rPr>
-        <w:t xml:space="preserve"> Given Name Surname</w:t>
+        </w:rPr>
         <w:br/>
-        <w:t xml:space="preserve">line 2: </w:t>
+        <w:t>Department of Computer Engineering</w:t>
       </w:r>
       <w:r>
         <w:rPr>
@@ -285,8 +267,6 @@
           <w:sz w:val="18"/>
           <w:szCs w:val="18"/>
         </w:rPr>
-        <w:t xml:space="preserve">dept. name of organization </w:t>
-        <w:br/>
         <w:t xml:space="preserve">(of </w:t>
       </w:r>
       <w:r>
@@ -312,7 +292,7 @@
           <w:szCs w:val="18"/>
         </w:rPr>
         <w:br/>
-        <w:t xml:space="preserve">line 3: </w:t>
+        <w:t>Padre Conceicao College Of Engineering</w:t>
       </w:r>
       <w:r>
         <w:rPr>
@@ -320,17 +300,15 @@
           <w:sz w:val="18"/>
           <w:szCs w:val="18"/>
         </w:rPr>
-        <w:t xml:space="preserve">name of organization </w:t>
+        <w:t>(Goa University)</w:t>
         <w:br/>
-        <w:t>(of Affiliation)</w:t>
-        <w:br/>
+        <w:t>Verna,Goa</w:t>
       </w:r>
       <w:r>
         <w:rPr>
           <w:sz w:val="18"/>
           <w:szCs w:val="18"/>
         </w:rPr>
-        <w:t>line 4: City, Country</w:t>
         <w:br/>
         <w:t>line 5: email address or ORCID</w:t>
       </w:r>
@@ -403,7 +381,7 @@
       </w:r>
       <w:r>
         <w:rPr/>
-        <w:t>—The Automotive Diagnostice and Activity Monitoring System offers users to know about their car engine health and also offers blackbox for forensic . The major features are: 1. it monitors the engine and 2. it offers an AI mechanic chatbot in their pocket in the form of mobile application which provides the detailed report based on the collected car data through On-board Diagnostice (OBD) Port and Large Language Model LLM.</w:t>
+        <w:t>—The Automotive Diagnostic and Activity Monitoring system help owners to know about their 4 wheeler vehicle engine health and also offers blackbox for forensic purposes. The ADAM system is a collections of various modules such as GLOBAL POSITIONING SYSTEM (GPS), GYROSCOPE &amp; ACCELEROMETER (MPU6050), VIBRATION SENSOR (SW-420) along with this it monitors ELECTRONIC CONTROLLER UNIT (ECU) using communication interface called ON-Board Diagnostic (OBD) port.This adam system collects and monitors all the sensor data and store it securely in sd card. The collected data is stored in postgres database and accessed by machine learning models 1.Engine Health Monitoring 2. Fuel Economy 3. Driver Behaviour 4. Predictive Maintaenance . All this models result is reflected on a dedicated mobile application which visualise in terms of graph and charts along with this we implemented an interactive chatbot that helps find user queries and provides neccessary actions to performs.</w:t>
       </w:r>
     </w:p>
     <w:p>
@@ -659,9 +637,6 @@
       </w:r>
       <w:r>
         <w:rPr/>
-        <w:t>)</w:t>
-      </w:r>
-      <w:r>
         <mc:AlternateContent>
           <mc:Choice Requires="wps">
             <w:drawing>
@@ -680,19 +655,26 @@
                 <a:graphic xmlns:a="http://schemas.openxmlformats.org/drawingml/2006/main">
                   <a:graphicData uri="http://schemas.microsoft.com/office/word/2010/wordprocessingShape">
                     <wps:wsp>
-                      <wps:cNvSpPr txBox="1"/>
+                      <wps:cNvSpPr/>
                       <wps:spPr>
                         <a:xfrm>
                           <a:off x="0" y="0"/>
-                          <a:ext cx="2915920" cy="265430"/>
+                          <a:ext cx="2916000" cy="265320"/>
                         </a:xfrm>
-                        <a:prstGeom prst="rect"/>
-                        <a:solidFill>
-                          <a:srgbClr val="FFFFFF">
-                            <a:alpha val="0"/>
-                          </a:srgbClr>
-                        </a:solidFill>
+                        <a:prstGeom prst="rect">
+                          <a:avLst/>
+                        </a:prstGeom>
+                        <a:noFill/>
+                        <a:ln w="0">
+                          <a:noFill/>
+                        </a:ln>
                       </wps:spPr>
+                      <wps:style>
+                        <a:lnRef idx="0"/>
+                        <a:fillRef idx="0"/>
+                        <a:effectRef idx="0"/>
+                        <a:fontRef idx="minor"/>
+                      </wps:style>
                       <wps:txbx>
                         <w:txbxContent>
                           <w:p>
@@ -717,7 +699,7 @@
                           </w:p>
                         </w:txbxContent>
                       </wps:txbx>
-                      <wps:bodyPr anchor="t" lIns="0" tIns="0" rIns="0" bIns="0">
+                      <wps:bodyPr lIns="0" rIns="0" tIns="0" bIns="0" anchor="t">
                         <a:noAutofit/>
                       </wps:bodyPr>
                     </wps:wsp>
@@ -728,9 +710,10 @@
           </mc:Choice>
           <mc:Fallback>
             <w:pict>
-              <v:rect fillcolor="#FFFFFF" style="position:absolute;rotation:-0;width:229.6pt;height:20.9pt;mso-wrap-distance-left:0pt;mso-wrap-distance-right:0pt;mso-wrap-distance-top:0pt;mso-wrap-distance-bottom:0pt;margin-top:756.05pt;mso-position-vertical-relative:page;margin-left:45.9pt;mso-position-horizontal-relative:page">
-                <v:fill opacity="0f"/>
-                <v:textbox inset="0in,0in,0in,0in">
+              <v:rect id="shape_0" ID="Frame1" path="m0,0l-2147483645,0l-2147483645,-2147483646l0,-2147483646xe" fillcolor="white" stroked="f" o:allowincell="f" style="position:absolute;margin-left:45.9pt;margin-top:756.05pt;width:229.55pt;height:20.85pt;mso-wrap-style:square;v-text-anchor:top;mso-position-horizontal-relative:page;mso-position-vertical-relative:page">
+                <v:fill o:detectmouseclick="t" type="solid" color2="black" opacity="0"/>
+                <v:stroke color="#3465a4" joinstyle="round" endcap="flat"/>
+                <v:textbox>
                   <w:txbxContent>
                     <w:p>
                       <w:pPr>
@@ -760,6 +743,10 @@
           </mc:Fallback>
         </mc:AlternateContent>
       </w:r>
+      <w:r>
+        <w:rPr/>
+        <w:t>)</w:t>
+      </w:r>
     </w:p>
     <w:p>
       <w:pPr>
@@ -1338,7 +1325,7 @@
         </w:tblCellMar>
       </w:tblPr>
       <w:tblGrid>
-        <w:gridCol w:w="719"/>
+        <w:gridCol w:w="718"/>
         <w:gridCol w:w="2340"/>
         <w:gridCol w:w="900"/>
         <w:gridCol w:w="901"/>
@@ -1351,7 +1338,7 @@
         </w:trPr>
         <w:tc>
           <w:tcPr>
-            <w:tcW w:w="719" w:type="dxa"/>
+            <w:tcW w:w="718" w:type="dxa"/>
             <w:vMerge w:val="restart"/>
             <w:tcBorders>
               <w:top w:val="single" w:sz="2" w:space="0" w:color="000000"/>
@@ -1404,7 +1391,7 @@
         </w:trPr>
         <w:tc>
           <w:tcPr>
-            <w:tcW w:w="719" w:type="dxa"/>
+            <w:tcW w:w="718" w:type="dxa"/>
             <w:vMerge w:val="continue"/>
             <w:tcBorders>
               <w:top w:val="single" w:sz="2" w:space="0" w:color="000000"/>
@@ -1496,7 +1483,7 @@
         </w:trPr>
         <w:tc>
           <w:tcPr>
-            <w:tcW w:w="719" w:type="dxa"/>
+            <w:tcW w:w="718" w:type="dxa"/>
             <w:tcBorders>
               <w:top w:val="single" w:sz="2" w:space="0" w:color="000000"/>
               <w:start w:val="single" w:sz="2" w:space="0" w:color="000000"/>
@@ -1675,6 +1662,7 @@
     <w:p>
       <w:pPr>
         <w:pStyle w:val="Heading5"/>
+        <w:ind w:hanging="0" w:start="0"/>
         <w:rPr/>
       </w:pPr>
       <w:r>
@@ -1748,6 +1736,7 @@
     <w:p>
       <w:pPr>
         <w:pStyle w:val="Heading5"/>
+        <w:ind w:hanging="0" w:start="0"/>
         <w:rPr/>
       </w:pPr>
       <w:r>
@@ -1962,7 +1951,7 @@
         <w:rPr/>
         <w:t xml:space="preserve">K. Eves and J. Valasek, “Adaptive control for singularly perturbed systems examples,” Code Ocean, Aug. 2023. [Online]. Available: </w:t>
       </w:r>
-      <w:hyperlink r:id="rId4">
+      <w:hyperlink r:id="rId5">
         <w:r>
           <w:rPr>
             <w:rStyle w:val="Style4"/>
@@ -1990,7 +1979,7 @@
         <w:rPr/>
         <w:t xml:space="preserve">D. P. Kingma and M. Welling, “Auto-encoding variational Bayes,” 2013, arXiv:1312.6114. [Online]. Available: </w:t>
       </w:r>
-      <w:hyperlink r:id="rId5">
+      <w:hyperlink r:id="rId6">
         <w:r>
           <w:rPr>
             <w:rStyle w:val="Style4"/>
@@ -2175,6 +2164,20 @@
   <w:p>
     <w:pPr>
       <w:pStyle w:val="Footer"/>
+      <w:rPr/>
+    </w:pPr>
+    <w:r>
+      <w:rPr/>
+    </w:r>
+  </w:p>
+</w:ftr>
+</file>
+
+<file path=word/footer3.xml><?xml version="1.0" encoding="utf-8"?>
+<w:ftr xmlns:o="urn:schemas-microsoft-com:office:office" xmlns:r="http://schemas.openxmlformats.org/officeDocument/2006/relationships" xmlns:v="urn:schemas-microsoft-com:vml" xmlns:w="http://schemas.openxmlformats.org/wordprocessingml/2006/main" xmlns:w10="urn:schemas-microsoft-com:office:word" xmlns:wp="http://schemas.openxmlformats.org/drawingml/2006/wordprocessingDrawing" xmlns:wps="http://schemas.microsoft.com/office/word/2010/wordprocessingShape" xmlns:wpg="http://schemas.microsoft.com/office/word/2010/wordprocessingGroup" xmlns:mc="http://schemas.openxmlformats.org/markup-compatibility/2006" xmlns:wp14="http://schemas.microsoft.com/office/word/2010/wordprocessingDrawing" xmlns:w14="http://schemas.microsoft.com/office/word/2010/wordml" xmlns:w15="http://schemas.microsoft.com/office/word/2012/wordml" mc:Ignorable="w14 wp14 w15">
+  <w:p>
+    <w:pPr>
+      <w:pStyle w:val="Footer"/>
       <w:jc w:val="start"/>
       <w:rPr>
         <w:sz w:val="16"/>
@@ -3247,9 +3250,7 @@
     <w:pPr>
       <w:widowControl/>
       <w:suppressAutoHyphens w:val="true"/>
-      <w:kinsoku w:val="true"/>
-      <w:overflowPunct w:val="true"/>
-      <w:autoSpaceDE w:val="true"/>
+      <w:overflowPunct w:val="false"/>
       <w:bidi w:val="0"/>
       <w:spacing w:before="0" w:after="0"/>
       <w:jc w:val="center"/>
@@ -3484,9 +3485,7 @@
     <w:pPr>
       <w:widowControl/>
       <w:suppressAutoHyphens w:val="true"/>
-      <w:kinsoku w:val="true"/>
-      <w:overflowPunct w:val="true"/>
-      <w:autoSpaceDE w:val="true"/>
+      <w:overflowPunct w:val="false"/>
       <w:bidi w:val="0"/>
       <w:spacing w:before="0" w:after="200"/>
       <w:ind w:firstLine="272"/>
@@ -3509,9 +3508,7 @@
     <w:pPr>
       <w:widowControl/>
       <w:suppressAutoHyphens w:val="true"/>
-      <w:kinsoku w:val="true"/>
-      <w:overflowPunct w:val="true"/>
-      <w:autoSpaceDE w:val="true"/>
+      <w:overflowPunct w:val="false"/>
       <w:bidi w:val="0"/>
       <w:spacing w:before="0" w:after="0"/>
       <w:jc w:val="center"/>
@@ -3531,9 +3528,7 @@
     <w:pPr>
       <w:widowControl/>
       <w:suppressAutoHyphens w:val="true"/>
-      <w:kinsoku w:val="true"/>
-      <w:overflowPunct w:val="true"/>
-      <w:autoSpaceDE w:val="true"/>
+      <w:overflowPunct w:val="false"/>
       <w:bidi w:val="0"/>
       <w:spacing w:before="360" w:after="40"/>
       <w:jc w:val="center"/>
@@ -3590,9 +3585,7 @@
         <w:tab w:val="left" w:pos="533" w:leader="none"/>
       </w:tabs>
       <w:suppressAutoHyphens w:val="true"/>
-      <w:kinsoku w:val="true"/>
-      <w:overflowPunct w:val="true"/>
-      <w:autoSpaceDE w:val="true"/>
+      <w:overflowPunct w:val="false"/>
       <w:bidi w:val="0"/>
       <w:spacing w:before="80" w:after="200"/>
       <w:ind w:hanging="0" w:start="0"/>
@@ -3617,9 +3610,7 @@
         <w:numId w:val="4"/>
       </w:numPr>
       <w:suppressAutoHyphens w:val="true"/>
-      <w:kinsoku w:val="true"/>
-      <w:overflowPunct w:val="true"/>
-      <w:autoSpaceDE w:val="true"/>
+      <w:overflowPunct w:val="false"/>
       <w:bidi w:val="0"/>
       <w:spacing w:before="0" w:after="40"/>
       <w:jc w:val="start"/>
@@ -3639,9 +3630,7 @@
     <w:pPr>
       <w:widowControl/>
       <w:suppressAutoHyphens w:val="true"/>
-      <w:kinsoku w:val="true"/>
-      <w:overflowPunct w:val="true"/>
-      <w:autoSpaceDE w:val="true"/>
+      <w:overflowPunct w:val="false"/>
       <w:bidi w:val="0"/>
       <w:spacing w:before="0" w:after="120"/>
       <w:jc w:val="center"/>
@@ -3661,9 +3650,7 @@
     <w:pPr>
       <w:widowControl/>
       <w:suppressAutoHyphens w:val="true"/>
-      <w:kinsoku w:val="true"/>
-      <w:overflowPunct w:val="true"/>
-      <w:autoSpaceDE w:val="true"/>
+      <w:overflowPunct w:val="false"/>
       <w:bidi w:val="0"/>
       <w:spacing w:before="0" w:after="120"/>
       <w:jc w:val="center"/>
@@ -3687,9 +3674,7 @@
         <w:numId w:val="5"/>
       </w:numPr>
       <w:suppressAutoHyphens w:val="true"/>
-      <w:kinsoku w:val="true"/>
-      <w:overflowPunct w:val="true"/>
-      <w:autoSpaceDE w:val="true"/>
+      <w:overflowPunct w:val="false"/>
       <w:bidi w:val="0"/>
       <w:spacing w:lineRule="exact" w:line="180" w:before="0" w:after="50"/>
       <w:jc w:val="both"/>
@@ -3712,9 +3697,7 @@
         <w:top w:val="single" w:sz="4" w:space="2" w:color="000000"/>
       </w:pBdr>
       <w:suppressAutoHyphens w:val="true"/>
-      <w:kinsoku w:val="true"/>
-      <w:overflowPunct w:val="true"/>
-      <w:autoSpaceDE w:val="true"/>
+      <w:overflowPunct w:val="false"/>
       <w:bidi w:val="0"/>
       <w:spacing w:before="0" w:after="0"/>
       <w:ind w:firstLine="288"/>
@@ -3759,9 +3742,7 @@
     <w:pPr>
       <w:widowControl/>
       <w:suppressAutoHyphens w:val="true"/>
-      <w:kinsoku w:val="true"/>
-      <w:overflowPunct w:val="true"/>
-      <w:autoSpaceDE w:val="true"/>
+      <w:overflowPunct w:val="false"/>
       <w:bidi w:val="0"/>
       <w:spacing w:before="0" w:after="0"/>
       <w:jc w:val="both"/>
@@ -3785,9 +3766,7 @@
         <w:numId w:val="7"/>
       </w:numPr>
       <w:suppressAutoHyphens w:val="true"/>
-      <w:kinsoku w:val="true"/>
-      <w:overflowPunct w:val="true"/>
-      <w:autoSpaceDE w:val="true"/>
+      <w:overflowPunct w:val="false"/>
       <w:bidi w:val="0"/>
       <w:spacing w:before="60" w:after="30"/>
       <w:ind w:hanging="29" w:start="58"/>
@@ -3812,9 +3791,7 @@
         <w:numId w:val="6"/>
       </w:numPr>
       <w:suppressAutoHyphens w:val="true"/>
-      <w:kinsoku w:val="true"/>
-      <w:overflowPunct w:val="true"/>
-      <w:autoSpaceDE w:val="true"/>
+      <w:overflowPunct w:val="false"/>
       <w:bidi w:val="0"/>
       <w:spacing w:lineRule="auto" w:line="216" w:before="240" w:after="120"/>
       <w:jc w:val="center"/>

--- a/DOCUMENTATION/RESEARCH-PAPER/AUTOMOTIVE-DIAGNOSTIC-AND-ACTIVITY-MONITORING-SYSTEM.docx
+++ b/DOCUMENTATION/RESEARCH-PAPER/AUTOMOTIVE-DIAGNOSTIC-AND-ACTIVITY-MONITORING-SYSTEM.docx
@@ -381,7 +381,15 @@
       </w:r>
       <w:r>
         <w:rPr/>
-        <w:t>—The Automotive Diagnostic and Activity Monitoring system help owners to know about their 4 wheeler vehicle engine health and also offers blackbox for forensic purposes. The ADAM system is a collections of various modules such as GLOBAL POSITIONING SYSTEM (GPS), GYROSCOPE &amp; ACCELEROMETER (MPU6050), VIBRATION SENSOR (SW-420) along with this it monitors ELECTRONIC CONTROLLER UNIT (ECU) using communication interface called ON-Board Diagnostic (OBD) port.This adam system collects and monitors all the sensor data and store it securely in sd card. The collected data is stored in postgres database and accessed by machine learning models 1.Engine Health Monitoring 2. Fuel Economy 3. Driver Behaviour 4. Predictive Maintaenance . All this models result is reflected on a dedicated mobile application which visualise in terms of graph and charts along with this we implemented an interactive chatbot that helps find user queries and provides neccessary actions to performs.</w:t>
+        <w:t>—The Automotive Diagnostic and Activity Monitoring system help owners to know about their 4 wheeler vehicle engine health and also offers blackbox for forensic purposes. The ADAM system is a collections of various modules such as GLOBAL POSITIONING SYSTEM (GPS), GYROSCOPE &amp; AC</w:t>
+      </w:r>
+      <w:r>
+        <w:rPr/>
+        <w:t>C</w:t>
+      </w:r>
+      <w:r>
+        <w:rPr/>
+        <w:t>ELEROMETER (MPU6050), VIBRATION SENSOR (SW-420) along with this it monitors ELECTRONIC CONTROLLER UNIT (ECU) using communication interface called ON-Board Diagnostic (OBD) port.This adam system collects and monitors all the sensor data and store it securely in sd card. The collected data is stored in postgres database and accessed by machine learning models 1.Engine Health Monitoring 2. Fuel Economy 3. Driver Behaviour 4. Predictive Maintaenance . All this models result is reflected on a dedicated mobile application which visualise in terms of graph and charts along with this we implemented an interactive chatbot that helps find user queries and provides neccessary actions to performs.</w:t>
       </w:r>
     </w:p>
     <w:p>
@@ -391,7 +399,7 @@
       </w:pPr>
       <w:r>
         <w:rPr/>
-        <w:t>Keywords—raspberry pi 5,elm327,mpu6050,sw-420,neo 6m, &amp; Nodemcu</w:t>
+        <w:t>Keywords—raspberry pi 5, elm327, mpu6050, sw-420, neo 6m, &amp; Nodemcu</w:t>
       </w:r>
     </w:p>
     <w:p>
@@ -412,7 +420,19 @@
       </w:pPr>
       <w:r>
         <w:rPr/>
-        <w:t>This Automotive Diagnostice And Activity Monitoring aims to provide an overview about their cars through monitoring the enigine and providing an detailed reports which will be feed to ai model who can interprets the data and provides and explain the health and current state  of their car in the form of chatbot. All standard paper components have been specified for three reasons: (1) ease of use when formatting individual papers, (2) automatic compliance to electronic requirements that facilitate the concurrent or later production of electronic products, and (3) conformity of style throughout a conference proceedings. Margins, column widths, line spacing, and type styles are built-in; examples of the type styles are provided throughout this document and are identified in italic type, within parentheses, following the example. Some components, such as multi-leveled equations, graphics, and tables are not prescribed, although the various table text styles are provided. The formatter will need to create these components, incorporating the applicable criteria that follow.</w:t>
+        <w:t xml:space="preserve"> </w:t>
+      </w:r>
+      <w:r>
+        <w:rPr/>
+        <w:t xml:space="preserve">The on-board diagnostic </w:t>
+      </w:r>
+      <w:r>
+        <w:rPr/>
+        <w:t>(OBD)</w:t>
+      </w:r>
+      <w:r>
+        <w:rPr/>
+        <w:t xml:space="preserve"> system is a 16 pins connector which is a standardised port in all modern cars which was devloped by the society of Automotive Engineers (SAE). Reading sensors real time and diagnostic codes can be measured from Electronic Control Unit (ECU). All standard paper components have been specified for three reasons: (1) ease of use when formatting individual papers, (2) automatic compliance to electronic requirements that facilitate the concurrent or later production of electronic products, and (3) conformity of style throughout a conference proceedings. Margins, column widths, line spacing, and type styles are built-in; examples of the type styles are provided throughout this document and are identified in italic type, within parentheses, following the example. Some components, such as multi-leveled equations, graphics, and tables are not prescribed, although the various table text styles are provided. The formatter will need to create these components, incorporating the applicable criteria that follow.</w:t>
       </w:r>
     </w:p>
     <w:p>

--- a/DOCUMENTATION/RESEARCH-PAPER/AUTOMOTIVE-DIAGNOSTIC-AND-ACTIVITY-MONITORING-SYSTEM.docx
+++ b/DOCUMENTATION/RESEARCH-PAPER/AUTOMOTIVE-DIAGNOSTIC-AND-ACTIVITY-MONITORING-SYSTEM.docx
@@ -172,12 +172,6 @@
           <w:szCs w:val="18"/>
         </w:rPr>
         <w:t>Mangesh Phadte</w:t>
-      </w:r>
-      <w:r>
-        <w:rPr>
-          <w:sz w:val="18"/>
-          <w:szCs w:val="18"/>
-        </w:rPr>
         <w:br/>
         <w:t>Department of Computer Engineering</w:t>
       </w:r>
@@ -230,7 +224,35 @@
           <w:szCs w:val="18"/>
         </w:rPr>
         <w:br/>
-        <w:t>line 5: email address or ORCID</w:t>
+        <w:t>21ce</w:t>
+      </w:r>
+      <w:r>
+        <w:rPr>
+          <w:sz w:val="18"/>
+          <w:szCs w:val="18"/>
+        </w:rPr>
+        <w:t>42</w:t>
+      </w:r>
+      <w:r>
+        <w:rPr>
+          <w:sz w:val="18"/>
+          <w:szCs w:val="18"/>
+        </w:rPr>
+        <w:t>.</w:t>
+      </w:r>
+      <w:r>
+        <w:rPr>
+          <w:sz w:val="18"/>
+          <w:szCs w:val="18"/>
+        </w:rPr>
+        <w:t>mangesh</w:t>
+      </w:r>
+      <w:r>
+        <w:rPr>
+          <w:sz w:val="18"/>
+          <w:szCs w:val="18"/>
+        </w:rPr>
+        <w:t>@pccegoa.edu.in</w:t>
       </w:r>
     </w:p>
     <w:p>
@@ -252,12 +274,6 @@
           <w:szCs w:val="18"/>
         </w:rPr>
         <w:t>Chetan Naik</w:t>
-      </w:r>
-      <w:r>
-        <w:rPr>
-          <w:sz w:val="18"/>
-          <w:szCs w:val="18"/>
-        </w:rPr>
         <w:br/>
         <w:t>Department of Computer Engineering</w:t>
       </w:r>
@@ -310,7 +326,35 @@
           <w:szCs w:val="18"/>
         </w:rPr>
         <w:br/>
-        <w:t>line 5: email address or ORCID</w:t>
+        <w:t>21ce</w:t>
+      </w:r>
+      <w:r>
+        <w:rPr>
+          <w:sz w:val="18"/>
+          <w:szCs w:val="18"/>
+        </w:rPr>
+        <w:t>1</w:t>
+      </w:r>
+      <w:r>
+        <w:rPr>
+          <w:sz w:val="18"/>
+          <w:szCs w:val="18"/>
+        </w:rPr>
+        <w:t>7.</w:t>
+      </w:r>
+      <w:r>
+        <w:rPr>
+          <w:sz w:val="18"/>
+          <w:szCs w:val="18"/>
+        </w:rPr>
+        <w:t>chetan</w:t>
+      </w:r>
+      <w:r>
+        <w:rPr>
+          <w:sz w:val="18"/>
+          <w:szCs w:val="18"/>
+        </w:rPr>
+        <w:t>@pccegoa.edu.in</w:t>
       </w:r>
     </w:p>
     <w:p>
@@ -340,11 +384,220 @@
       <w:pPr>
         <w:pStyle w:val="Normal"/>
         <w:spacing w:before="0" w:after="0"/>
-        <w:rPr/>
+        <w:ind w:hanging="0"/>
+        <w:rPr>
+          <w:sz w:val="18"/>
+          <w:szCs w:val="18"/>
+        </w:rPr>
       </w:pPr>
       <w:r>
         <w:br w:type="column"/>
       </w:r>
+      <w:r>
+        <w:rPr>
+          <w:sz w:val="18"/>
+          <w:szCs w:val="18"/>
+        </w:rPr>
+        <w:t>Guarang Madkaiker</w:t>
+      </w:r>
+      <w:r>
+        <w:rPr>
+          <w:sz w:val="18"/>
+          <w:szCs w:val="18"/>
+        </w:rPr>
+        <w:br/>
+        <w:t>Department of Computer Engineering</w:t>
+      </w:r>
+      <w:r>
+        <w:rPr>
+          <w:i/>
+          <w:sz w:val="18"/>
+          <w:szCs w:val="18"/>
+        </w:rPr>
+        <w:t xml:space="preserve">(of </w:t>
+      </w:r>
+      <w:r>
+        <w:rPr>
+          <w:i/>
+          <w:iCs/>
+          <w:sz w:val="18"/>
+          <w:szCs w:val="18"/>
+        </w:rPr>
+        <w:t>Affiliation</w:t>
+      </w:r>
+      <w:r>
+        <w:rPr>
+          <w:i/>
+          <w:sz w:val="18"/>
+          <w:szCs w:val="18"/>
+        </w:rPr>
+        <w:t>)</w:t>
+      </w:r>
+    </w:p>
+    <w:p>
+      <w:pPr>
+        <w:pStyle w:val="Normal"/>
+        <w:spacing w:before="0" w:after="0"/>
+        <w:ind w:hanging="0"/>
+        <w:rPr>
+          <w:sz w:val="18"/>
+          <w:szCs w:val="18"/>
+        </w:rPr>
+      </w:pPr>
+      <w:r>
+        <w:rPr>
+          <w:i/>
+          <w:sz w:val="18"/>
+          <w:szCs w:val="18"/>
+        </w:rPr>
+        <w:t>Padre Conceicao College Of Engineering(Goa University) Verna,Goa</w:t>
+      </w:r>
+    </w:p>
+    <w:p>
+      <w:pPr>
+        <w:pStyle w:val="Normal"/>
+        <w:spacing w:before="0" w:after="0"/>
+        <w:ind w:hanging="0"/>
+        <w:rPr>
+          <w:sz w:val="18"/>
+          <w:szCs w:val="18"/>
+        </w:rPr>
+      </w:pPr>
+      <w:r>
+        <w:rPr>
+          <w:i/>
+          <w:sz w:val="18"/>
+          <w:szCs w:val="18"/>
+        </w:rPr>
+        <w:t>21ce</w:t>
+      </w:r>
+      <w:r>
+        <w:rPr>
+          <w:i/>
+          <w:sz w:val="18"/>
+          <w:szCs w:val="18"/>
+        </w:rPr>
+        <w:t>20</w:t>
+      </w:r>
+      <w:r>
+        <w:rPr>
+          <w:i/>
+          <w:sz w:val="18"/>
+          <w:szCs w:val="18"/>
+        </w:rPr>
+        <w:t>.</w:t>
+      </w:r>
+      <w:r>
+        <w:rPr>
+          <w:i/>
+          <w:sz w:val="18"/>
+          <w:szCs w:val="18"/>
+        </w:rPr>
+        <w:t>gaurang</w:t>
+      </w:r>
+      <w:r>
+        <w:rPr>
+          <w:i/>
+          <w:sz w:val="18"/>
+          <w:szCs w:val="18"/>
+        </w:rPr>
+        <w:t>@pccegoa.edu.in</w:t>
+      </w:r>
+    </w:p>
+    <w:p>
+      <w:pPr>
+        <w:pStyle w:val="Normal"/>
+        <w:spacing w:before="0" w:after="0"/>
+        <w:ind w:hanging="0"/>
+        <w:rPr>
+          <w:sz w:val="18"/>
+          <w:szCs w:val="18"/>
+        </w:rPr>
+      </w:pPr>
+      <w:r>
+        <w:rPr/>
+      </w:r>
+    </w:p>
+    <w:p>
+      <w:pPr>
+        <w:pStyle w:val="Normal"/>
+        <w:spacing w:before="0" w:after="0"/>
+        <w:ind w:hanging="0"/>
+        <w:rPr>
+          <w:sz w:val="18"/>
+          <w:szCs w:val="18"/>
+        </w:rPr>
+      </w:pPr>
+      <w:r>
+        <w:rPr/>
+      </w:r>
+    </w:p>
+    <w:p>
+      <w:pPr>
+        <w:pStyle w:val="Normal"/>
+        <w:spacing w:before="0" w:after="0"/>
+        <w:ind w:hanging="0"/>
+        <w:rPr>
+          <w:sz w:val="18"/>
+          <w:szCs w:val="18"/>
+        </w:rPr>
+      </w:pPr>
+      <w:r>
+        <w:rPr/>
+      </w:r>
+    </w:p>
+    <w:p>
+      <w:pPr>
+        <w:pStyle w:val="Normal"/>
+        <w:spacing w:before="0" w:after="0"/>
+        <w:ind w:hanging="0"/>
+        <w:rPr>
+          <w:sz w:val="18"/>
+          <w:szCs w:val="18"/>
+        </w:rPr>
+      </w:pPr>
+      <w:r>
+        <w:rPr/>
+      </w:r>
+    </w:p>
+    <w:p>
+      <w:pPr>
+        <w:pStyle w:val="Normal"/>
+        <w:spacing w:before="0" w:after="0"/>
+        <w:ind w:hanging="0"/>
+        <w:rPr>
+          <w:sz w:val="18"/>
+          <w:szCs w:val="18"/>
+        </w:rPr>
+      </w:pPr>
+      <w:r>
+        <w:rPr/>
+      </w:r>
+    </w:p>
+    <w:p>
+      <w:pPr>
+        <w:pStyle w:val="Normal"/>
+        <w:spacing w:before="0" w:after="0"/>
+        <w:ind w:hanging="0"/>
+        <w:rPr>
+          <w:sz w:val="18"/>
+          <w:szCs w:val="18"/>
+        </w:rPr>
+      </w:pPr>
+      <w:r>
+        <w:rPr/>
+      </w:r>
+    </w:p>
+    <w:p>
+      <w:pPr>
+        <w:pStyle w:val="Normal"/>
+        <w:spacing w:before="0" w:after="0"/>
+        <w:ind w:hanging="0"/>
+        <w:rPr>
+          <w:sz w:val="18"/>
+          <w:szCs w:val="18"/>
+        </w:rPr>
+      </w:pPr>
       <w:r>
         <w:rPr/>
       </w:r>
@@ -373,23 +626,28 @@
         </w:rPr>
       </w:pPr>
       <w:r>
-        <w:rPr>
+        <w:rPr/>
+      </w:r>
+    </w:p>
+    <w:p>
+      <w:pPr>
+        <w:pStyle w:val="Abstract"/>
+        <w:rPr>
+          <w:i/>
           <w:i/>
           <w:iCs/>
         </w:rPr>
+      </w:pPr>
+      <w:r>
+        <w:rPr>
+          <w:i/>
+          <w:iCs/>
+        </w:rPr>
         <w:t>Abstract</w:t>
       </w:r>
       <w:r>
         <w:rPr/>
-        <w:t>—The Automotive Diagnostic and Activity Monitoring system help owners to know about their 4 wheeler vehicle engine health and also offers blackbox for forensic purposes. The ADAM system is a collections of various modules such as GLOBAL POSITIONING SYSTEM (GPS), GYROSCOPE &amp; AC</w:t>
-      </w:r>
-      <w:r>
-        <w:rPr/>
-        <w:t>C</w:t>
-      </w:r>
-      <w:r>
-        <w:rPr/>
-        <w:t>ELEROMETER (MPU6050), VIBRATION SENSOR (SW-420) along with this it monitors ELECTRONIC CONTROLLER UNIT (ECU) using communication interface called ON-Board Diagnostic (OBD) port.This adam system collects and monitors all the sensor data and store it securely in sd card. The collected data is stored in postgres database and accessed by machine learning models 1.Engine Health Monitoring 2. Fuel Economy 3. Driver Behaviour 4. Predictive Maintaenance . All this models result is reflected on a dedicated mobile application which visualise in terms of graph and charts along with this we implemented an interactive chatbot that helps find user queries and provides neccessary actions to performs.</w:t>
+        <w:t>—The Automotive Diagnostic and Activity Monitoring system help owners to know about their 4 wheeler vehicle engine health and also offers blackbox for forensic purposes. The ADAM system is a collections of various modules such as GLOBAL POSITIONING SYSTEM (GPS), GYROSCOPE &amp; ACCELEROMETER (MPU6050), VIBRATION SENSOR (SW-420) along with this it monitors ELECTRONIC CONTROLLER UNIT (ECU) using communication interface called ON-Board Diagnostic (OBD) port.This adam system collects and monitors all the sensor data and store it securely in sd card. The collected data is stored in postgres database and accessed by machine learning models 1.Engine Health Monitoring 2. Fuel Economy 3. Driver Behaviour 4. Predictive Maintaenance . All this models result is reflected on a dedicated mobile application which visualise in terms of graph and charts along with this we implemented an interactive chatbot that helps find user queries and provides neccessary actions to performs.</w:t>
       </w:r>
     </w:p>
     <w:p>
@@ -424,15 +682,7 @@
       </w:r>
       <w:r>
         <w:rPr/>
-        <w:t xml:space="preserve">The on-board diagnostic </w:t>
-      </w:r>
-      <w:r>
-        <w:rPr/>
-        <w:t>(OBD)</w:t>
-      </w:r>
-      <w:r>
-        <w:rPr/>
-        <w:t xml:space="preserve"> system is a 16 pins connector which is a standardised port in all modern cars which was devloped by the society of Automotive Engineers (SAE). Reading sensors real time and diagnostic codes can be measured from Electronic Control Unit (ECU). All standard paper components have been specified for three reasons: (1) ease of use when formatting individual papers, (2) automatic compliance to electronic requirements that facilitate the concurrent or later production of electronic products, and (3) conformity of style throughout a conference proceedings. Margins, column widths, line spacing, and type styles are built-in; examples of the type styles are provided throughout this document and are identified in italic type, within parentheses, following the example. Some components, such as multi-leveled equations, graphics, and tables are not prescribed, although the various table text styles are provided. The formatter will need to create these components, incorporating the applicable criteria that follow.</w:t>
+        <w:t>The on-board diagnostic (OBD) system is a 16 pins connector which is a standardised port in all modern cars which was devloped by the society of Automotive Engineers (SAE). Reading sensors real time and diagnostic codes can be measured from Electronic Control Unit (ECU). All standard paper components have been specified for three reasons: (1) ease of use when formatting individual papers, (2) automatic compliance to electronic requirements that facilitate the concurrent or later production of electronic products, and (3) conformity of style throughout a conference proceedings. Margins, column widths, line spacing, and type styles are built-in; examples of the type styles are provided throughout this document and are identified in italic type, within parentheses, following the example. Some components, such as multi-leveled equations, graphics, and tables are not prescribed, although the various table text styles are provided. The formatter will need to create these components, incorporating the applicable criteria that follow.</w:t>
       </w:r>
     </w:p>
     <w:p>
@@ -656,7 +906,6 @@
         <w:t>bullet list</w:t>
       </w:r>
       <w:r>
-        <w:rPr/>
         <mc:AlternateContent>
           <mc:Choice Requires="wps">
             <w:drawing>
@@ -707,12 +956,15 @@
                               <w:rPr/>
                             </w:pPr>
                             <w:r>
-                              <w:rPr/>
+                              <w:rPr>
+                                <w:color w:val="000000"/>
+                              </w:rPr>
                               <w:t xml:space="preserve">Identify applicable funding agency here. </w:t>
                             </w:r>
                             <w:r>
                               <w:rPr>
                                 <w:iCs/>
+                                <w:color w:val="000000"/>
                               </w:rPr>
                               <w:t>If none, delete this text box.</w:t>
                             </w:r>
@@ -730,8 +982,8 @@
           </mc:Choice>
           <mc:Fallback>
             <w:pict>
-              <v:rect id="shape_0" ID="Frame1" path="m0,0l-2147483645,0l-2147483645,-2147483646l0,-2147483646xe" fillcolor="white" stroked="f" o:allowincell="f" style="position:absolute;margin-left:45.9pt;margin-top:756.05pt;width:229.55pt;height:20.85pt;mso-wrap-style:square;v-text-anchor:top;mso-position-horizontal-relative:page;mso-position-vertical-relative:page">
-                <v:fill o:detectmouseclick="t" type="solid" color2="black" opacity="0"/>
+              <v:rect id="shape_0" ID="Frame1" path="m0,0l-2147483645,0l-2147483645,-2147483646l0,-2147483646xe" stroked="f" o:allowincell="f" style="position:absolute;margin-left:45.9pt;margin-top:756.05pt;width:229.55pt;height:20.85pt;mso-wrap-style:square;v-text-anchor:top;mso-position-horizontal-relative:page;mso-position-vertical-relative:page">
+                <v:fill o:detectmouseclick="t" on="false"/>
                 <v:stroke color="#3465a4" joinstyle="round" endcap="flat"/>
                 <v:textbox>
                   <w:txbxContent>
@@ -745,12 +997,15 @@
                         <w:rPr/>
                       </w:pPr>
                       <w:r>
-                        <w:rPr/>
+                        <w:rPr>
+                          <w:color w:val="000000"/>
+                        </w:rPr>
                         <w:t xml:space="preserve">Identify applicable funding agency here. </w:t>
                       </w:r>
                       <w:r>
                         <w:rPr>
                           <w:iCs/>
+                          <w:color w:val="000000"/>
                         </w:rPr>
                         <w:t>If none, delete this text box.</w:t>
                       </w:r>
@@ -3270,7 +3525,7 @@
     <w:pPr>
       <w:widowControl/>
       <w:suppressAutoHyphens w:val="true"/>
-      <w:overflowPunct w:val="false"/>
+      <w:overflowPunct w:val="true"/>
       <w:bidi w:val="0"/>
       <w:spacing w:before="0" w:after="0"/>
       <w:jc w:val="center"/>
@@ -3505,7 +3760,7 @@
     <w:pPr>
       <w:widowControl/>
       <w:suppressAutoHyphens w:val="true"/>
-      <w:overflowPunct w:val="false"/>
+      <w:overflowPunct w:val="true"/>
       <w:bidi w:val="0"/>
       <w:spacing w:before="0" w:after="200"/>
       <w:ind w:firstLine="272"/>
@@ -3528,7 +3783,7 @@
     <w:pPr>
       <w:widowControl/>
       <w:suppressAutoHyphens w:val="true"/>
-      <w:overflowPunct w:val="false"/>
+      <w:overflowPunct w:val="true"/>
       <w:bidi w:val="0"/>
       <w:spacing w:before="0" w:after="0"/>
       <w:jc w:val="center"/>
@@ -3548,7 +3803,7 @@
     <w:pPr>
       <w:widowControl/>
       <w:suppressAutoHyphens w:val="true"/>
-      <w:overflowPunct w:val="false"/>
+      <w:overflowPunct w:val="true"/>
       <w:bidi w:val="0"/>
       <w:spacing w:before="360" w:after="40"/>
       <w:jc w:val="center"/>
@@ -3605,7 +3860,7 @@
         <w:tab w:val="left" w:pos="533" w:leader="none"/>
       </w:tabs>
       <w:suppressAutoHyphens w:val="true"/>
-      <w:overflowPunct w:val="false"/>
+      <w:overflowPunct w:val="true"/>
       <w:bidi w:val="0"/>
       <w:spacing w:before="80" w:after="200"/>
       <w:ind w:hanging="0" w:start="0"/>
@@ -3630,7 +3885,7 @@
         <w:numId w:val="4"/>
       </w:numPr>
       <w:suppressAutoHyphens w:val="true"/>
-      <w:overflowPunct w:val="false"/>
+      <w:overflowPunct w:val="true"/>
       <w:bidi w:val="0"/>
       <w:spacing w:before="0" w:after="40"/>
       <w:jc w:val="start"/>
@@ -3650,7 +3905,7 @@
     <w:pPr>
       <w:widowControl/>
       <w:suppressAutoHyphens w:val="true"/>
-      <w:overflowPunct w:val="false"/>
+      <w:overflowPunct w:val="true"/>
       <w:bidi w:val="0"/>
       <w:spacing w:before="0" w:after="120"/>
       <w:jc w:val="center"/>
@@ -3670,7 +3925,7 @@
     <w:pPr>
       <w:widowControl/>
       <w:suppressAutoHyphens w:val="true"/>
-      <w:overflowPunct w:val="false"/>
+      <w:overflowPunct w:val="true"/>
       <w:bidi w:val="0"/>
       <w:spacing w:before="0" w:after="120"/>
       <w:jc w:val="center"/>
@@ -3694,7 +3949,7 @@
         <w:numId w:val="5"/>
       </w:numPr>
       <w:suppressAutoHyphens w:val="true"/>
-      <w:overflowPunct w:val="false"/>
+      <w:overflowPunct w:val="true"/>
       <w:bidi w:val="0"/>
       <w:spacing w:lineRule="exact" w:line="180" w:before="0" w:after="50"/>
       <w:jc w:val="both"/>
@@ -3717,7 +3972,7 @@
         <w:top w:val="single" w:sz="4" w:space="2" w:color="000000"/>
       </w:pBdr>
       <w:suppressAutoHyphens w:val="true"/>
-      <w:overflowPunct w:val="false"/>
+      <w:overflowPunct w:val="true"/>
       <w:bidi w:val="0"/>
       <w:spacing w:before="0" w:after="0"/>
       <w:ind w:firstLine="288"/>
@@ -3762,7 +4017,7 @@
     <w:pPr>
       <w:widowControl/>
       <w:suppressAutoHyphens w:val="true"/>
-      <w:overflowPunct w:val="false"/>
+      <w:overflowPunct w:val="true"/>
       <w:bidi w:val="0"/>
       <w:spacing w:before="0" w:after="0"/>
       <w:jc w:val="both"/>
@@ -3786,7 +4041,7 @@
         <w:numId w:val="7"/>
       </w:numPr>
       <w:suppressAutoHyphens w:val="true"/>
-      <w:overflowPunct w:val="false"/>
+      <w:overflowPunct w:val="true"/>
       <w:bidi w:val="0"/>
       <w:spacing w:before="60" w:after="30"/>
       <w:ind w:hanging="29" w:start="58"/>
@@ -3811,7 +4066,7 @@
         <w:numId w:val="6"/>
       </w:numPr>
       <w:suppressAutoHyphens w:val="true"/>
-      <w:overflowPunct w:val="false"/>
+      <w:overflowPunct w:val="true"/>
       <w:bidi w:val="0"/>
       <w:spacing w:lineRule="auto" w:line="216" w:before="240" w:after="120"/>
       <w:jc w:val="center"/>

--- a/DOCUMENTATION/RESEARCH-PAPER/AUTOMOTIVE-DIAGNOSTIC-AND-ACTIVITY-MONITORING-SYSTEM.docx
+++ b/DOCUMENTATION/RESEARCH-PAPER/AUTOMOTIVE-DIAGNOSTIC-AND-ACTIVITY-MONITORING-SYSTEM.docx
@@ -224,35 +224,7 @@
           <w:szCs w:val="18"/>
         </w:rPr>
         <w:br/>
-        <w:t>21ce</w:t>
-      </w:r>
-      <w:r>
-        <w:rPr>
-          <w:sz w:val="18"/>
-          <w:szCs w:val="18"/>
-        </w:rPr>
-        <w:t>42</w:t>
-      </w:r>
-      <w:r>
-        <w:rPr>
-          <w:sz w:val="18"/>
-          <w:szCs w:val="18"/>
-        </w:rPr>
-        <w:t>.</w:t>
-      </w:r>
-      <w:r>
-        <w:rPr>
-          <w:sz w:val="18"/>
-          <w:szCs w:val="18"/>
-        </w:rPr>
-        <w:t>mangesh</w:t>
-      </w:r>
-      <w:r>
-        <w:rPr>
-          <w:sz w:val="18"/>
-          <w:szCs w:val="18"/>
-        </w:rPr>
-        <w:t>@pccegoa.edu.in</w:t>
+        <w:t>21ce42.mangesh@pccegoa.edu.in</w:t>
       </w:r>
     </w:p>
     <w:p>
@@ -326,35 +298,7 @@
           <w:szCs w:val="18"/>
         </w:rPr>
         <w:br/>
-        <w:t>21ce</w:t>
-      </w:r>
-      <w:r>
-        <w:rPr>
-          <w:sz w:val="18"/>
-          <w:szCs w:val="18"/>
-        </w:rPr>
-        <w:t>1</w:t>
-      </w:r>
-      <w:r>
-        <w:rPr>
-          <w:sz w:val="18"/>
-          <w:szCs w:val="18"/>
-        </w:rPr>
-        <w:t>7.</w:t>
-      </w:r>
-      <w:r>
-        <w:rPr>
-          <w:sz w:val="18"/>
-          <w:szCs w:val="18"/>
-        </w:rPr>
-        <w:t>chetan</w:t>
-      </w:r>
-      <w:r>
-        <w:rPr>
-          <w:sz w:val="18"/>
-          <w:szCs w:val="18"/>
-        </w:rPr>
-        <w:t>@pccegoa.edu.in</w:t>
+        <w:t>21ce17.chetan@pccegoa.edu.in</w:t>
       </w:r>
     </w:p>
     <w:p>
@@ -399,12 +343,6 @@
           <w:szCs w:val="18"/>
         </w:rPr>
         <w:t>Guarang Madkaiker</w:t>
-      </w:r>
-      <w:r>
-        <w:rPr>
-          <w:sz w:val="18"/>
-          <w:szCs w:val="18"/>
-        </w:rPr>
         <w:br/>
         <w:t>Department of Computer Engineering</w:t>
       </w:r>
@@ -469,39 +407,7 @@
           <w:sz w:val="18"/>
           <w:szCs w:val="18"/>
         </w:rPr>
-        <w:t>21ce</w:t>
-      </w:r>
-      <w:r>
-        <w:rPr>
-          <w:i/>
-          <w:sz w:val="18"/>
-          <w:szCs w:val="18"/>
-        </w:rPr>
-        <w:t>20</w:t>
-      </w:r>
-      <w:r>
-        <w:rPr>
-          <w:i/>
-          <w:sz w:val="18"/>
-          <w:szCs w:val="18"/>
-        </w:rPr>
-        <w:t>.</w:t>
-      </w:r>
-      <w:r>
-        <w:rPr>
-          <w:i/>
-          <w:sz w:val="18"/>
-          <w:szCs w:val="18"/>
-        </w:rPr>
-        <w:t>gaurang</w:t>
-      </w:r>
-      <w:r>
-        <w:rPr>
-          <w:i/>
-          <w:sz w:val="18"/>
-          <w:szCs w:val="18"/>
-        </w:rPr>
-        <w:t>@pccegoa.edu.in</w:t>
+        <w:t>21ce20.gaurang@pccegoa.edu.in</w:t>
       </w:r>
     </w:p>
     <w:p>
@@ -515,7 +421,10 @@
         </w:rPr>
       </w:pPr>
       <w:r>
-        <w:rPr/>
+        <w:rPr>
+          <w:sz w:val="18"/>
+          <w:szCs w:val="18"/>
+        </w:rPr>
       </w:r>
     </w:p>
     <w:p>
@@ -529,7 +438,10 @@
         </w:rPr>
       </w:pPr>
       <w:r>
-        <w:rPr/>
+        <w:rPr>
+          <w:sz w:val="18"/>
+          <w:szCs w:val="18"/>
+        </w:rPr>
       </w:r>
     </w:p>
     <w:p>
@@ -543,7 +455,10 @@
         </w:rPr>
       </w:pPr>
       <w:r>
-        <w:rPr/>
+        <w:rPr>
+          <w:sz w:val="18"/>
+          <w:szCs w:val="18"/>
+        </w:rPr>
       </w:r>
     </w:p>
     <w:p>
@@ -557,7 +472,10 @@
         </w:rPr>
       </w:pPr>
       <w:r>
-        <w:rPr/>
+        <w:rPr>
+          <w:sz w:val="18"/>
+          <w:szCs w:val="18"/>
+        </w:rPr>
       </w:r>
     </w:p>
     <w:p>
@@ -571,7 +489,10 @@
         </w:rPr>
       </w:pPr>
       <w:r>
-        <w:rPr/>
+        <w:rPr>
+          <w:sz w:val="18"/>
+          <w:szCs w:val="18"/>
+        </w:rPr>
       </w:r>
     </w:p>
     <w:p>
@@ -585,7 +506,10 @@
         </w:rPr>
       </w:pPr>
       <w:r>
-        <w:rPr/>
+        <w:rPr>
+          <w:sz w:val="18"/>
+          <w:szCs w:val="18"/>
+        </w:rPr>
       </w:r>
     </w:p>
     <w:p>
@@ -599,7 +523,10 @@
         </w:rPr>
       </w:pPr>
       <w:r>
-        <w:rPr/>
+        <w:rPr>
+          <w:sz w:val="18"/>
+          <w:szCs w:val="18"/>
+        </w:rPr>
       </w:r>
     </w:p>
     <w:p>
@@ -626,7 +553,10 @@
         </w:rPr>
       </w:pPr>
       <w:r>
-        <w:rPr/>
+        <w:rPr>
+          <w:i/>
+          <w:iCs/>
+        </w:rPr>
       </w:r>
     </w:p>
     <w:p>
@@ -657,7 +587,11 @@
       </w:pPr>
       <w:r>
         <w:rPr/>
-        <w:t>Keywords—raspberry pi 5, elm327, mpu6050, sw-420, neo 6m, &amp; Nodemcu</w:t>
+        <w:t>Keywords—raspberry pi 5, vehicle safety,</w:t>
+      </w:r>
+      <w:r>
+        <w:rPr/>
+        <w:t>machine learning</w:t>
       </w:r>
     </w:p>
     <w:p>
@@ -3525,7 +3459,7 @@
     <w:pPr>
       <w:widowControl/>
       <w:suppressAutoHyphens w:val="true"/>
-      <w:overflowPunct w:val="true"/>
+      <w:overflowPunct w:val="false"/>
       <w:bidi w:val="0"/>
       <w:spacing w:before="0" w:after="0"/>
       <w:jc w:val="center"/>
@@ -3760,7 +3694,7 @@
     <w:pPr>
       <w:widowControl/>
       <w:suppressAutoHyphens w:val="true"/>
-      <w:overflowPunct w:val="true"/>
+      <w:overflowPunct w:val="false"/>
       <w:bidi w:val="0"/>
       <w:spacing w:before="0" w:after="200"/>
       <w:ind w:firstLine="272"/>
@@ -3783,7 +3717,7 @@
     <w:pPr>
       <w:widowControl/>
       <w:suppressAutoHyphens w:val="true"/>
-      <w:overflowPunct w:val="true"/>
+      <w:overflowPunct w:val="false"/>
       <w:bidi w:val="0"/>
       <w:spacing w:before="0" w:after="0"/>
       <w:jc w:val="center"/>
@@ -3803,7 +3737,7 @@
     <w:pPr>
       <w:widowControl/>
       <w:suppressAutoHyphens w:val="true"/>
-      <w:overflowPunct w:val="true"/>
+      <w:overflowPunct w:val="false"/>
       <w:bidi w:val="0"/>
       <w:spacing w:before="360" w:after="40"/>
       <w:jc w:val="center"/>
@@ -3860,7 +3794,7 @@
         <w:tab w:val="left" w:pos="533" w:leader="none"/>
       </w:tabs>
       <w:suppressAutoHyphens w:val="true"/>
-      <w:overflowPunct w:val="true"/>
+      <w:overflowPunct w:val="false"/>
       <w:bidi w:val="0"/>
       <w:spacing w:before="80" w:after="200"/>
       <w:ind w:hanging="0" w:start="0"/>
@@ -3885,7 +3819,7 @@
         <w:numId w:val="4"/>
       </w:numPr>
       <w:suppressAutoHyphens w:val="true"/>
-      <w:overflowPunct w:val="true"/>
+      <w:overflowPunct w:val="false"/>
       <w:bidi w:val="0"/>
       <w:spacing w:before="0" w:after="40"/>
       <w:jc w:val="start"/>
@@ -3905,7 +3839,7 @@
     <w:pPr>
       <w:widowControl/>
       <w:suppressAutoHyphens w:val="true"/>
-      <w:overflowPunct w:val="true"/>
+      <w:overflowPunct w:val="false"/>
       <w:bidi w:val="0"/>
       <w:spacing w:before="0" w:after="120"/>
       <w:jc w:val="center"/>
@@ -3925,7 +3859,7 @@
     <w:pPr>
       <w:widowControl/>
       <w:suppressAutoHyphens w:val="true"/>
-      <w:overflowPunct w:val="true"/>
+      <w:overflowPunct w:val="false"/>
       <w:bidi w:val="0"/>
       <w:spacing w:before="0" w:after="120"/>
       <w:jc w:val="center"/>
@@ -3949,7 +3883,7 @@
         <w:numId w:val="5"/>
       </w:numPr>
       <w:suppressAutoHyphens w:val="true"/>
-      <w:overflowPunct w:val="true"/>
+      <w:overflowPunct w:val="false"/>
       <w:bidi w:val="0"/>
       <w:spacing w:lineRule="exact" w:line="180" w:before="0" w:after="50"/>
       <w:jc w:val="both"/>
@@ -3972,7 +3906,7 @@
         <w:top w:val="single" w:sz="4" w:space="2" w:color="000000"/>
       </w:pBdr>
       <w:suppressAutoHyphens w:val="true"/>
-      <w:overflowPunct w:val="true"/>
+      <w:overflowPunct w:val="false"/>
       <w:bidi w:val="0"/>
       <w:spacing w:before="0" w:after="0"/>
       <w:ind w:firstLine="288"/>
@@ -4017,7 +3951,7 @@
     <w:pPr>
       <w:widowControl/>
       <w:suppressAutoHyphens w:val="true"/>
-      <w:overflowPunct w:val="true"/>
+      <w:overflowPunct w:val="false"/>
       <w:bidi w:val="0"/>
       <w:spacing w:before="0" w:after="0"/>
       <w:jc w:val="both"/>
@@ -4041,7 +3975,7 @@
         <w:numId w:val="7"/>
       </w:numPr>
       <w:suppressAutoHyphens w:val="true"/>
-      <w:overflowPunct w:val="true"/>
+      <w:overflowPunct w:val="false"/>
       <w:bidi w:val="0"/>
       <w:spacing w:before="60" w:after="30"/>
       <w:ind w:hanging="29" w:start="58"/>
@@ -4066,7 +4000,7 @@
         <w:numId w:val="6"/>
       </w:numPr>
       <w:suppressAutoHyphens w:val="true"/>
-      <w:overflowPunct w:val="true"/>
+      <w:overflowPunct w:val="false"/>
       <w:bidi w:val="0"/>
       <w:spacing w:lineRule="auto" w:line="216" w:before="240" w:after="120"/>
       <w:jc w:val="center"/>

--- a/DOCUMENTATION/RESEARCH-PAPER/AUTOMOTIVE-DIAGNOSTIC-AND-ACTIVITY-MONITORING-SYSTEM.docx
+++ b/DOCUMENTATION/RESEARCH-PAPER/AUTOMOTIVE-DIAGNOSTIC-AND-ACTIVITY-MONITORING-SYSTEM.docx
@@ -1,6 +1,6 @@
 
 <file path=word/document.xml><?xml version="1.0" encoding="utf-8"?>
-<w:document xmlns:o="urn:schemas-microsoft-com:office:office" xmlns:r="http://schemas.openxmlformats.org/officeDocument/2006/relationships" xmlns:v="urn:schemas-microsoft-com:vml" xmlns:w="http://schemas.openxmlformats.org/wordprocessingml/2006/main" xmlns:w10="urn:schemas-microsoft-com:office:word" xmlns:wp="http://schemas.openxmlformats.org/drawingml/2006/wordprocessingDrawing" xmlns:wps="http://schemas.microsoft.com/office/word/2010/wordprocessingShape" xmlns:wpg="http://schemas.microsoft.com/office/word/2010/wordprocessingGroup" xmlns:mc="http://schemas.openxmlformats.org/markup-compatibility/2006" xmlns:wp14="http://schemas.microsoft.com/office/word/2010/wordprocessingDrawing" xmlns:w14="http://schemas.microsoft.com/office/word/2010/wordml" xmlns:w15="http://schemas.microsoft.com/office/word/2012/wordml" mc:Ignorable="w14 wp14 w15">
+<w:document xmlns:o="urn:schemas-microsoft-com:office:office" xmlns:r="http://schemas.openxmlformats.org/officeDocument/2006/relationships" xmlns:v="urn:schemas-microsoft-com:vml" xmlns:w="http://schemas.openxmlformats.org/wordprocessingml/2006/main" xmlns:w10="urn:schemas-microsoft-com:office:word" xmlns:wp="http://schemas.openxmlformats.org/drawingml/2006/wordprocessingDrawing" xmlns:pic="http://schemas.openxmlformats.org/drawingml/2006/picture" xmlns:wps="http://schemas.microsoft.com/office/word/2010/wordprocessingShape" xmlns:wpg="http://schemas.microsoft.com/office/word/2010/wordprocessingGroup" xmlns:mc="http://schemas.openxmlformats.org/markup-compatibility/2006" xmlns:wp14="http://schemas.microsoft.com/office/word/2010/wordprocessingDrawing" xmlns:w14="http://schemas.microsoft.com/office/word/2010/wordml" xmlns:w15="http://schemas.microsoft.com/office/word/2012/wordml" mc:Ignorable="w14 wp14 w15">
   <w:body>
     <w:p>
       <w:pPr>
@@ -587,11 +587,7 @@
       </w:pPr>
       <w:r>
         <w:rPr/>
-        <w:t>Keywords—raspberry pi 5, vehicle safety,</w:t>
-      </w:r>
-      <w:r>
-        <w:rPr/>
-        <w:t>machine learning</w:t>
+        <w:t>Keywords—raspberry pi 5, vehicle safety,machine learning</w:t>
       </w:r>
     </w:p>
     <w:p>
@@ -615,8 +611,154 @@
         <w:t xml:space="preserve"> </w:t>
       </w:r>
       <w:r>
-        <w:rPr/>
-        <w:t>The on-board diagnostic (OBD) system is a 16 pins connector which is a standardised port in all modern cars which was devloped by the society of Automotive Engineers (SAE). Reading sensors real time and diagnostic codes can be measured from Electronic Control Unit (ECU). All standard paper components have been specified for three reasons: (1) ease of use when formatting individual papers, (2) automatic compliance to electronic requirements that facilitate the concurrent or later production of electronic products, and (3) conformity of style throughout a conference proceedings. Margins, column widths, line spacing, and type styles are built-in; examples of the type styles are provided throughout this document and are identified in italic type, within parentheses, following the example. Some components, such as multi-leveled equations, graphics, and tables are not prescribed, although the various table text styles are provided. The formatter will need to create these components, incorporating the applicable criteria that follow.</w:t>
+        <w:rPr>
+          <w:i w:val="false"/>
+          <w:iCs w:val="false"/>
+        </w:rPr>
+        <w:t xml:space="preserve">Over the last couple of years, vehicle monitoring has been a necessary measure to make vehicles and drivers safe, cut down on emissions to tackle climate change , and provide optimal performance. The </w:t>
+      </w:r>
+      <w:r>
+        <w:rPr>
+          <w:i w:val="false"/>
+          <w:iCs w:val="false"/>
+        </w:rPr>
+        <w:t>significance</w:t>
+      </w:r>
+      <w:r>
+        <w:rPr>
+          <w:i w:val="false"/>
+          <w:iCs w:val="false"/>
+        </w:rPr>
+        <w:t xml:space="preserve"> of </w:t>
+      </w:r>
+      <w:r>
+        <w:rPr>
+          <w:i w:val="false"/>
+          <w:iCs w:val="false"/>
+        </w:rPr>
+        <w:t>protecting</w:t>
+      </w:r>
+      <w:r>
+        <w:rPr>
+          <w:i w:val="false"/>
+          <w:iCs w:val="false"/>
+        </w:rPr>
+        <w:t xml:space="preserve"> human life and the necessity to obtain genuine information at the time of accidents for forensic analysis reinforce the importance of efficient monitoring systems. To serve this purpose, we created a vehicle monitoring </w:t>
+      </w:r>
+      <w:r>
+        <w:rPr>
+          <w:i w:val="false"/>
+          <w:iCs w:val="false"/>
+        </w:rPr>
+        <w:t>logger on the basis</w:t>
+      </w:r>
+      <w:r>
+        <w:rPr>
+          <w:i w:val="false"/>
+          <w:iCs w:val="false"/>
+        </w:rPr>
+        <w:t xml:space="preserve"> of On-Board Diagnostics (OBD-II) </w:t>
+      </w:r>
+      <w:r>
+        <w:rPr>
+          <w:i w:val="false"/>
+          <w:iCs w:val="false"/>
+        </w:rPr>
+        <w:t>port</w:t>
+      </w:r>
+      <w:r>
+        <w:rPr>
+          <w:i w:val="false"/>
+          <w:iCs w:val="false"/>
+        </w:rPr>
+        <w:t>. The OBD-II port is a 16-pin standardized connector found in every contemporary vehicle,</w:t>
+      </w:r>
+      <w:r>
+        <w:rPr>
+          <w:i w:val="false"/>
+          <w:iCs w:val="false"/>
+        </w:rPr>
+        <w:t>developed in United States Of America in 1996, by the</w:t>
+      </w:r>
+      <w:r>
+        <w:rPr>
+          <w:i w:val="false"/>
+          <w:iCs w:val="false"/>
+        </w:rPr>
+        <w:t xml:space="preserve">  Society of Automotive Engineers (SAE). </w:t>
+      </w:r>
+      <w:r>
+        <w:rPr>
+          <w:i w:val="false"/>
+          <w:iCs w:val="false"/>
+        </w:rPr>
+        <w:t xml:space="preserve">It was imposed to enable regulation  of vehicle emission so to ensure Envirmental Protection Agency(EPA) standards are met. </w:t>
+      </w:r>
+      <w:r>
+        <w:rPr>
+          <w:i w:val="false"/>
+          <w:iCs w:val="false"/>
+        </w:rPr>
+        <w:t xml:space="preserve">It is a diagnostic port used to monitor real-time readings of vehicle sensors and the Diagnostic Trouble Codes (DTCs) from the Electronic Control Unit (ECU), </w:t>
+      </w:r>
+      <w:r>
+        <w:rPr>
+          <w:i w:val="false"/>
+          <w:iCs w:val="false"/>
+        </w:rPr>
+        <w:t>making it a valueable resource for monitorig vehicle performance</w:t>
+      </w:r>
+      <w:r>
+        <w:rPr>
+          <w:i w:val="false"/>
+          <w:iCs w:val="false"/>
+        </w:rPr>
+        <w:t>.</w:t>
+      </w:r>
+      <w:r>
+        <w:rPr>
+          <w:i w:val="false"/>
+          <w:iCs w:val="false"/>
+        </w:rPr>
+        <w:t>Ecu is a the main controller of the vechicle where all controls and actions are done.</w:t>
+      </w:r>
+      <w:r>
+        <w:rPr/>
+        <w:t xml:space="preserve"> </w:t>
+      </w:r>
+      <w:r>
+        <w:rPr>
+          <w:i w:val="false"/>
+          <w:iCs w:val="false"/>
+        </w:rPr>
+        <w:t xml:space="preserve">OBD II port supports communication protocols such as ISO15765-4 (CAN-BUS), ISO14230-4 (KWP2000), ISO9141-2, SAE J1850 VPW, and SAE J1850 PWM.  This study is centered on the ISO 15765-4 (CAN-BUS) protocol that has been required on vehicle manufactured from </w:t>
+      </w:r>
+      <w:r>
+        <w:rPr>
+          <w:i w:val="false"/>
+          <w:iCs w:val="false"/>
+        </w:rPr>
+        <w:t>1996</w:t>
+      </w:r>
+      <w:r>
+        <w:rPr>
+          <w:i w:val="false"/>
+          <w:iCs w:val="false"/>
+        </w:rPr>
+        <w:t>.</w:t>
+      </w:r>
+    </w:p>
+    <w:p>
+      <w:pPr>
+        <w:pStyle w:val="BodyText"/>
+        <w:rPr/>
+      </w:pPr>
+      <w:r>
+        <w:rPr>
+          <w:i w:val="false"/>
+          <w:iCs w:val="false"/>
+        </w:rPr>
+        <w:t xml:space="preserve">The message request is send in a hexadecimal to the protocols and it gets interpreted according  to one of the five obd II protocols and sends back a hexadecimal response.Obd II uses two types of codes to request ECU data that are Diagnostice Trouble Code (DTCs) and Parameter Identifiers (PIDs).DTC are used to diagnostic malfuctions in various subsystem of the vechicle and PIDs are used to mesure real time parameters. </w:t>
       </w:r>
     </w:p>
     <w:p>
@@ -2355,7 +2497,7 @@
 </file>
 
 <file path=word/footer1.xml><?xml version="1.0" encoding="utf-8"?>
-<w:ftr xmlns:o="urn:schemas-microsoft-com:office:office" xmlns:r="http://schemas.openxmlformats.org/officeDocument/2006/relationships" xmlns:v="urn:schemas-microsoft-com:vml" xmlns:w="http://schemas.openxmlformats.org/wordprocessingml/2006/main" xmlns:w10="urn:schemas-microsoft-com:office:word" xmlns:wp="http://schemas.openxmlformats.org/drawingml/2006/wordprocessingDrawing" xmlns:wps="http://schemas.microsoft.com/office/word/2010/wordprocessingShape" xmlns:wpg="http://schemas.microsoft.com/office/word/2010/wordprocessingGroup" xmlns:mc="http://schemas.openxmlformats.org/markup-compatibility/2006" xmlns:wp14="http://schemas.microsoft.com/office/word/2010/wordprocessingDrawing" xmlns:w14="http://schemas.microsoft.com/office/word/2010/wordml" xmlns:w15="http://schemas.microsoft.com/office/word/2012/wordml" mc:Ignorable="w14 wp14 w15">
+<w:ftr xmlns:o="urn:schemas-microsoft-com:office:office" xmlns:r="http://schemas.openxmlformats.org/officeDocument/2006/relationships" xmlns:v="urn:schemas-microsoft-com:vml" xmlns:w="http://schemas.openxmlformats.org/wordprocessingml/2006/main" xmlns:w10="urn:schemas-microsoft-com:office:word" xmlns:wp="http://schemas.openxmlformats.org/drawingml/2006/wordprocessingDrawing" xmlns:pic="http://schemas.openxmlformats.org/drawingml/2006/picture" xmlns:wps="http://schemas.microsoft.com/office/word/2010/wordprocessingShape" xmlns:wpg="http://schemas.microsoft.com/office/word/2010/wordprocessingGroup" xmlns:mc="http://schemas.openxmlformats.org/markup-compatibility/2006" xmlns:wp14="http://schemas.microsoft.com/office/word/2010/wordprocessingDrawing" xmlns:w14="http://schemas.microsoft.com/office/word/2010/wordml" xmlns:w15="http://schemas.microsoft.com/office/word/2012/wordml" mc:Ignorable="w14 wp14 w15">
   <w:p>
     <w:pPr>
       <w:pStyle w:val="Footer"/>
@@ -2369,7 +2511,7 @@
 </file>
 
 <file path=word/footer2.xml><?xml version="1.0" encoding="utf-8"?>
-<w:ftr xmlns:o="urn:schemas-microsoft-com:office:office" xmlns:r="http://schemas.openxmlformats.org/officeDocument/2006/relationships" xmlns:v="urn:schemas-microsoft-com:vml" xmlns:w="http://schemas.openxmlformats.org/wordprocessingml/2006/main" xmlns:w10="urn:schemas-microsoft-com:office:word" xmlns:wp="http://schemas.openxmlformats.org/drawingml/2006/wordprocessingDrawing" xmlns:wps="http://schemas.microsoft.com/office/word/2010/wordprocessingShape" xmlns:wpg="http://schemas.microsoft.com/office/word/2010/wordprocessingGroup" xmlns:mc="http://schemas.openxmlformats.org/markup-compatibility/2006" xmlns:wp14="http://schemas.microsoft.com/office/word/2010/wordprocessingDrawing" xmlns:w14="http://schemas.microsoft.com/office/word/2010/wordml" xmlns:w15="http://schemas.microsoft.com/office/word/2012/wordml" mc:Ignorable="w14 wp14 w15">
+<w:ftr xmlns:o="urn:schemas-microsoft-com:office:office" xmlns:r="http://schemas.openxmlformats.org/officeDocument/2006/relationships" xmlns:v="urn:schemas-microsoft-com:vml" xmlns:w="http://schemas.openxmlformats.org/wordprocessingml/2006/main" xmlns:w10="urn:schemas-microsoft-com:office:word" xmlns:wp="http://schemas.openxmlformats.org/drawingml/2006/wordprocessingDrawing" xmlns:pic="http://schemas.openxmlformats.org/drawingml/2006/picture" xmlns:wps="http://schemas.microsoft.com/office/word/2010/wordprocessingShape" xmlns:wpg="http://schemas.microsoft.com/office/word/2010/wordprocessingGroup" xmlns:mc="http://schemas.openxmlformats.org/markup-compatibility/2006" xmlns:wp14="http://schemas.microsoft.com/office/word/2010/wordprocessingDrawing" xmlns:w14="http://schemas.microsoft.com/office/word/2010/wordml" xmlns:w15="http://schemas.microsoft.com/office/word/2012/wordml" mc:Ignorable="w14 wp14 w15">
   <w:p>
     <w:pPr>
       <w:pStyle w:val="Footer"/>
@@ -2383,7 +2525,7 @@
 </file>
 
 <file path=word/footer3.xml><?xml version="1.0" encoding="utf-8"?>
-<w:ftr xmlns:o="urn:schemas-microsoft-com:office:office" xmlns:r="http://schemas.openxmlformats.org/officeDocument/2006/relationships" xmlns:v="urn:schemas-microsoft-com:vml" xmlns:w="http://schemas.openxmlformats.org/wordprocessingml/2006/main" xmlns:w10="urn:schemas-microsoft-com:office:word" xmlns:wp="http://schemas.openxmlformats.org/drawingml/2006/wordprocessingDrawing" xmlns:wps="http://schemas.microsoft.com/office/word/2010/wordprocessingShape" xmlns:wpg="http://schemas.microsoft.com/office/word/2010/wordprocessingGroup" xmlns:mc="http://schemas.openxmlformats.org/markup-compatibility/2006" xmlns:wp14="http://schemas.microsoft.com/office/word/2010/wordprocessingDrawing" xmlns:w14="http://schemas.microsoft.com/office/word/2010/wordml" xmlns:w15="http://schemas.microsoft.com/office/word/2012/wordml" mc:Ignorable="w14 wp14 w15">
+<w:ftr xmlns:o="urn:schemas-microsoft-com:office:office" xmlns:r="http://schemas.openxmlformats.org/officeDocument/2006/relationships" xmlns:v="urn:schemas-microsoft-com:vml" xmlns:w="http://schemas.openxmlformats.org/wordprocessingml/2006/main" xmlns:w10="urn:schemas-microsoft-com:office:word" xmlns:wp="http://schemas.openxmlformats.org/drawingml/2006/wordprocessingDrawing" xmlns:pic="http://schemas.openxmlformats.org/drawingml/2006/picture" xmlns:wps="http://schemas.microsoft.com/office/word/2010/wordprocessingShape" xmlns:wpg="http://schemas.microsoft.com/office/word/2010/wordprocessingGroup" xmlns:mc="http://schemas.openxmlformats.org/markup-compatibility/2006" xmlns:wp14="http://schemas.microsoft.com/office/word/2010/wordprocessingDrawing" xmlns:w14="http://schemas.microsoft.com/office/word/2010/wordml" xmlns:w15="http://schemas.microsoft.com/office/word/2012/wordml" mc:Ignorable="w14 wp14 w15">
   <w:p>
     <w:pPr>
       <w:pStyle w:val="Footer"/>
@@ -3459,7 +3601,7 @@
     <w:pPr>
       <w:widowControl/>
       <w:suppressAutoHyphens w:val="true"/>
-      <w:overflowPunct w:val="false"/>
+      <w:overflowPunct w:val="true"/>
       <w:bidi w:val="0"/>
       <w:spacing w:before="0" w:after="0"/>
       <w:jc w:val="center"/>
@@ -3694,7 +3836,7 @@
     <w:pPr>
       <w:widowControl/>
       <w:suppressAutoHyphens w:val="true"/>
-      <w:overflowPunct w:val="false"/>
+      <w:overflowPunct w:val="true"/>
       <w:bidi w:val="0"/>
       <w:spacing w:before="0" w:after="200"/>
       <w:ind w:firstLine="272"/>
@@ -3717,7 +3859,7 @@
     <w:pPr>
       <w:widowControl/>
       <w:suppressAutoHyphens w:val="true"/>
-      <w:overflowPunct w:val="false"/>
+      <w:overflowPunct w:val="true"/>
       <w:bidi w:val="0"/>
       <w:spacing w:before="0" w:after="0"/>
       <w:jc w:val="center"/>
@@ -3737,7 +3879,7 @@
     <w:pPr>
       <w:widowControl/>
       <w:suppressAutoHyphens w:val="true"/>
-      <w:overflowPunct w:val="false"/>
+      <w:overflowPunct w:val="true"/>
       <w:bidi w:val="0"/>
       <w:spacing w:before="360" w:after="40"/>
       <w:jc w:val="center"/>
@@ -3794,7 +3936,7 @@
         <w:tab w:val="left" w:pos="533" w:leader="none"/>
       </w:tabs>
       <w:suppressAutoHyphens w:val="true"/>
-      <w:overflowPunct w:val="false"/>
+      <w:overflowPunct w:val="true"/>
       <w:bidi w:val="0"/>
       <w:spacing w:before="80" w:after="200"/>
       <w:ind w:hanging="0" w:start="0"/>
@@ -3819,7 +3961,7 @@
         <w:numId w:val="4"/>
       </w:numPr>
       <w:suppressAutoHyphens w:val="true"/>
-      <w:overflowPunct w:val="false"/>
+      <w:overflowPunct w:val="true"/>
       <w:bidi w:val="0"/>
       <w:spacing w:before="0" w:after="40"/>
       <w:jc w:val="start"/>
@@ -3839,7 +3981,7 @@
     <w:pPr>
       <w:widowControl/>
       <w:suppressAutoHyphens w:val="true"/>
-      <w:overflowPunct w:val="false"/>
+      <w:overflowPunct w:val="true"/>
       <w:bidi w:val="0"/>
       <w:spacing w:before="0" w:after="120"/>
       <w:jc w:val="center"/>
@@ -3859,7 +4001,7 @@
     <w:pPr>
       <w:widowControl/>
       <w:suppressAutoHyphens w:val="true"/>
-      <w:overflowPunct w:val="false"/>
+      <w:overflowPunct w:val="true"/>
       <w:bidi w:val="0"/>
       <w:spacing w:before="0" w:after="120"/>
       <w:jc w:val="center"/>
@@ -3883,7 +4025,7 @@
         <w:numId w:val="5"/>
       </w:numPr>
       <w:suppressAutoHyphens w:val="true"/>
-      <w:overflowPunct w:val="false"/>
+      <w:overflowPunct w:val="true"/>
       <w:bidi w:val="0"/>
       <w:spacing w:lineRule="exact" w:line="180" w:before="0" w:after="50"/>
       <w:jc w:val="both"/>
@@ -3906,7 +4048,7 @@
         <w:top w:val="single" w:sz="4" w:space="2" w:color="000000"/>
       </w:pBdr>
       <w:suppressAutoHyphens w:val="true"/>
-      <w:overflowPunct w:val="false"/>
+      <w:overflowPunct w:val="true"/>
       <w:bidi w:val="0"/>
       <w:spacing w:before="0" w:after="0"/>
       <w:ind w:firstLine="288"/>
@@ -3951,7 +4093,7 @@
     <w:pPr>
       <w:widowControl/>
       <w:suppressAutoHyphens w:val="true"/>
-      <w:overflowPunct w:val="false"/>
+      <w:overflowPunct w:val="true"/>
       <w:bidi w:val="0"/>
       <w:spacing w:before="0" w:after="0"/>
       <w:jc w:val="both"/>
@@ -3975,7 +4117,7 @@
         <w:numId w:val="7"/>
       </w:numPr>
       <w:suppressAutoHyphens w:val="true"/>
-      <w:overflowPunct w:val="false"/>
+      <w:overflowPunct w:val="true"/>
       <w:bidi w:val="0"/>
       <w:spacing w:before="60" w:after="30"/>
       <w:ind w:hanging="29" w:start="58"/>
@@ -4000,7 +4142,7 @@
         <w:numId w:val="6"/>
       </w:numPr>
       <w:suppressAutoHyphens w:val="true"/>
-      <w:overflowPunct w:val="false"/>
+      <w:overflowPunct w:val="true"/>
       <w:bidi w:val="0"/>
       <w:spacing w:lineRule="auto" w:line="216" w:before="240" w:after="120"/>
       <w:jc w:val="center"/>
@@ -4060,8 +4202,8 @@
     </w:pPr>
     <w:rPr/>
   </w:style>
-  <w:style w:type="paragraph" w:styleId="FrameContents">
-    <w:name w:val="Frame Contents"/>
+  <w:style w:type="paragraph" w:styleId="FrameContentsuser">
+    <w:name w:val="Frame Contents (user)"/>
     <w:basedOn w:val="Normal"/>
     <w:qFormat/>
     <w:pPr/>
@@ -4075,6 +4217,13 @@
       <w:widowControl w:val="false"/>
       <w:suppressLineNumbers/>
     </w:pPr>
+    <w:rPr/>
+  </w:style>
+  <w:style w:type="paragraph" w:styleId="FrameContents">
+    <w:name w:val="Frame Contents"/>
+    <w:basedOn w:val="Normal"/>
+    <w:qFormat/>
+    <w:pPr/>
     <w:rPr/>
   </w:style>
   <w:style w:type="numbering" w:styleId="NoList">
